--- a/plantillas/Plantilla_2_GuionDidactico.docx
+++ b/plantillas/Plantilla_2_GuionDidactico.docx
@@ -526,7 +526,14 @@
           <w:tblHeader w:val="on"/>
         </w:trPr>
         <w:tc>
-          <w:tcPr/>
+          <w:tcPr>
+            <w:tcBorders>
+              <w:top w:val="single" w:sz="4" w:space="0" w:color="000000"/>
+              <w:left w:val="single" w:sz="4" w:space="0" w:color="000000"/>
+              <w:bottom w:val="single" w:sz="4" w:space="0" w:color="000000"/>
+              <w:right w:val="single" w:sz="4" w:space="0" w:color="000000"/>
+            </w:tcBorders>
+          </w:tcPr>
           <w:p>
             <w:pPr>
               <w:pStyle w:val="Compact"/>
@@ -537,7 +544,14 @@
           </w:p>
         </w:tc>
         <w:tc>
-          <w:tcPr/>
+          <w:tcPr>
+            <w:tcBorders>
+              <w:top w:val="single" w:sz="4" w:space="0" w:color="000000"/>
+              <w:left w:val="single" w:sz="4" w:space="0" w:color="000000"/>
+              <w:bottom w:val="single" w:sz="4" w:space="0" w:color="000000"/>
+              <w:right w:val="single" w:sz="4" w:space="0" w:color="000000"/>
+            </w:tcBorders>
+          </w:tcPr>
           <w:p>
             <w:pPr>
               <w:pStyle w:val="Compact"/>
@@ -550,7 +564,14 @@
       </w:tr>
       <w:tr>
         <w:tc>
-          <w:tcPr/>
+          <w:tcPr>
+            <w:tcBorders>
+              <w:top w:val="single" w:sz="4" w:space="0" w:color="000000"/>
+              <w:left w:val="single" w:sz="4" w:space="0" w:color="000000"/>
+              <w:bottom w:val="single" w:sz="4" w:space="0" w:color="000000"/>
+              <w:right w:val="single" w:sz="4" w:space="0" w:color="000000"/>
+            </w:tcBorders>
+          </w:tcPr>
           <w:p>
             <w:pPr>
               <w:pStyle w:val="Compact"/>
@@ -561,17 +582,31 @@
           </w:p>
         </w:tc>
         <w:tc>
-          <w:tcPr/>
-          <w:p>
-            <w:pPr>
-              <w:pStyle w:val="Compact"/>
-            </w:pPr>
-          </w:p>
-        </w:tc>
-      </w:tr>
-      <w:tr>
-        <w:tc>
-          <w:tcPr/>
+          <w:tcPr>
+            <w:tcBorders>
+              <w:top w:val="single" w:sz="4" w:space="0" w:color="000000"/>
+              <w:left w:val="single" w:sz="4" w:space="0" w:color="000000"/>
+              <w:bottom w:val="single" w:sz="4" w:space="0" w:color="000000"/>
+              <w:right w:val="single" w:sz="4" w:space="0" w:color="000000"/>
+            </w:tcBorders>
+          </w:tcPr>
+          <w:p>
+            <w:pPr>
+              <w:pStyle w:val="Compact"/>
+            </w:pPr>
+          </w:p>
+        </w:tc>
+      </w:tr>
+      <w:tr>
+        <w:tc>
+          <w:tcPr>
+            <w:tcBorders>
+              <w:top w:val="single" w:sz="4" w:space="0" w:color="000000"/>
+              <w:left w:val="single" w:sz="4" w:space="0" w:color="000000"/>
+              <w:bottom w:val="single" w:sz="4" w:space="0" w:color="000000"/>
+              <w:right w:val="single" w:sz="4" w:space="0" w:color="000000"/>
+            </w:tcBorders>
+          </w:tcPr>
           <w:p>
             <w:pPr>
               <w:pStyle w:val="Compact"/>
@@ -582,17 +617,31 @@
           </w:p>
         </w:tc>
         <w:tc>
-          <w:tcPr/>
-          <w:p>
-            <w:pPr>
-              <w:pStyle w:val="Compact"/>
-            </w:pPr>
-          </w:p>
-        </w:tc>
-      </w:tr>
-      <w:tr>
-        <w:tc>
-          <w:tcPr/>
+          <w:tcPr>
+            <w:tcBorders>
+              <w:top w:val="single" w:sz="4" w:space="0" w:color="000000"/>
+              <w:left w:val="single" w:sz="4" w:space="0" w:color="000000"/>
+              <w:bottom w:val="single" w:sz="4" w:space="0" w:color="000000"/>
+              <w:right w:val="single" w:sz="4" w:space="0" w:color="000000"/>
+            </w:tcBorders>
+          </w:tcPr>
+          <w:p>
+            <w:pPr>
+              <w:pStyle w:val="Compact"/>
+            </w:pPr>
+          </w:p>
+        </w:tc>
+      </w:tr>
+      <w:tr>
+        <w:tc>
+          <w:tcPr>
+            <w:tcBorders>
+              <w:top w:val="single" w:sz="4" w:space="0" w:color="000000"/>
+              <w:left w:val="single" w:sz="4" w:space="0" w:color="000000"/>
+              <w:bottom w:val="single" w:sz="4" w:space="0" w:color="000000"/>
+              <w:right w:val="single" w:sz="4" w:space="0" w:color="000000"/>
+            </w:tcBorders>
+          </w:tcPr>
           <w:p>
             <w:pPr>
               <w:pStyle w:val="Compact"/>
@@ -603,17 +652,31 @@
           </w:p>
         </w:tc>
         <w:tc>
-          <w:tcPr/>
-          <w:p>
-            <w:pPr>
-              <w:pStyle w:val="Compact"/>
-            </w:pPr>
-          </w:p>
-        </w:tc>
-      </w:tr>
-      <w:tr>
-        <w:tc>
-          <w:tcPr/>
+          <w:tcPr>
+            <w:tcBorders>
+              <w:top w:val="single" w:sz="4" w:space="0" w:color="000000"/>
+              <w:left w:val="single" w:sz="4" w:space="0" w:color="000000"/>
+              <w:bottom w:val="single" w:sz="4" w:space="0" w:color="000000"/>
+              <w:right w:val="single" w:sz="4" w:space="0" w:color="000000"/>
+            </w:tcBorders>
+          </w:tcPr>
+          <w:p>
+            <w:pPr>
+              <w:pStyle w:val="Compact"/>
+            </w:pPr>
+          </w:p>
+        </w:tc>
+      </w:tr>
+      <w:tr>
+        <w:tc>
+          <w:tcPr>
+            <w:tcBorders>
+              <w:top w:val="single" w:sz="4" w:space="0" w:color="000000"/>
+              <w:left w:val="single" w:sz="4" w:space="0" w:color="000000"/>
+              <w:bottom w:val="single" w:sz="4" w:space="0" w:color="000000"/>
+              <w:right w:val="single" w:sz="4" w:space="0" w:color="000000"/>
+            </w:tcBorders>
+          </w:tcPr>
           <w:p>
             <w:pPr>
               <w:pStyle w:val="Compact"/>
@@ -624,7 +687,14 @@
           </w:p>
         </w:tc>
         <w:tc>
-          <w:tcPr/>
+          <w:tcPr>
+            <w:tcBorders>
+              <w:top w:val="single" w:sz="4" w:space="0" w:color="000000"/>
+              <w:left w:val="single" w:sz="4" w:space="0" w:color="000000"/>
+              <w:bottom w:val="single" w:sz="4" w:space="0" w:color="000000"/>
+              <w:right w:val="single" w:sz="4" w:space="0" w:color="000000"/>
+            </w:tcBorders>
+          </w:tcPr>
           <w:p>
             <w:pPr>
               <w:pStyle w:val="Compact"/>
@@ -725,7 +795,14 @@
           <w:tblHeader w:val="on"/>
         </w:trPr>
         <w:tc>
-          <w:tcPr/>
+          <w:tcPr>
+            <w:tcBorders>
+              <w:top w:val="single" w:sz="4" w:space="0" w:color="000000"/>
+              <w:left w:val="single" w:sz="4" w:space="0" w:color="000000"/>
+              <w:bottom w:val="single" w:sz="4" w:space="0" w:color="000000"/>
+              <w:right w:val="single" w:sz="4" w:space="0" w:color="000000"/>
+            </w:tcBorders>
+          </w:tcPr>
           <w:p>
             <w:pPr>
               <w:pStyle w:val="Compact"/>
@@ -736,7 +813,14 @@
           </w:p>
         </w:tc>
         <w:tc>
-          <w:tcPr/>
+          <w:tcPr>
+            <w:tcBorders>
+              <w:top w:val="single" w:sz="4" w:space="0" w:color="000000"/>
+              <w:left w:val="single" w:sz="4" w:space="0" w:color="000000"/>
+              <w:bottom w:val="single" w:sz="4" w:space="0" w:color="000000"/>
+              <w:right w:val="single" w:sz="4" w:space="0" w:color="000000"/>
+            </w:tcBorders>
+          </w:tcPr>
           <w:p>
             <w:pPr>
               <w:pStyle w:val="Compact"/>
@@ -749,7 +833,14 @@
       </w:tr>
       <w:tr>
         <w:tc>
-          <w:tcPr/>
+          <w:tcPr>
+            <w:tcBorders>
+              <w:top w:val="single" w:sz="4" w:space="0" w:color="000000"/>
+              <w:left w:val="single" w:sz="4" w:space="0" w:color="000000"/>
+              <w:bottom w:val="single" w:sz="4" w:space="0" w:color="000000"/>
+              <w:right w:val="single" w:sz="4" w:space="0" w:color="000000"/>
+            </w:tcBorders>
+          </w:tcPr>
           <w:p>
             <w:pPr>
               <w:pStyle w:val="Compact"/>
@@ -760,17 +851,31 @@
           </w:p>
         </w:tc>
         <w:tc>
-          <w:tcPr/>
-          <w:p>
-            <w:pPr>
-              <w:pStyle w:val="Compact"/>
-            </w:pPr>
-          </w:p>
-        </w:tc>
-      </w:tr>
-      <w:tr>
-        <w:tc>
-          <w:tcPr/>
+          <w:tcPr>
+            <w:tcBorders>
+              <w:top w:val="single" w:sz="4" w:space="0" w:color="000000"/>
+              <w:left w:val="single" w:sz="4" w:space="0" w:color="000000"/>
+              <w:bottom w:val="single" w:sz="4" w:space="0" w:color="000000"/>
+              <w:right w:val="single" w:sz="4" w:space="0" w:color="000000"/>
+            </w:tcBorders>
+          </w:tcPr>
+          <w:p>
+            <w:pPr>
+              <w:pStyle w:val="Compact"/>
+            </w:pPr>
+          </w:p>
+        </w:tc>
+      </w:tr>
+      <w:tr>
+        <w:tc>
+          <w:tcPr>
+            <w:tcBorders>
+              <w:top w:val="single" w:sz="4" w:space="0" w:color="000000"/>
+              <w:left w:val="single" w:sz="4" w:space="0" w:color="000000"/>
+              <w:bottom w:val="single" w:sz="4" w:space="0" w:color="000000"/>
+              <w:right w:val="single" w:sz="4" w:space="0" w:color="000000"/>
+            </w:tcBorders>
+          </w:tcPr>
           <w:p>
             <w:pPr>
               <w:pStyle w:val="Compact"/>
@@ -781,17 +886,31 @@
           </w:p>
         </w:tc>
         <w:tc>
-          <w:tcPr/>
-          <w:p>
-            <w:pPr>
-              <w:pStyle w:val="Compact"/>
-            </w:pPr>
-          </w:p>
-        </w:tc>
-      </w:tr>
-      <w:tr>
-        <w:tc>
-          <w:tcPr/>
+          <w:tcPr>
+            <w:tcBorders>
+              <w:top w:val="single" w:sz="4" w:space="0" w:color="000000"/>
+              <w:left w:val="single" w:sz="4" w:space="0" w:color="000000"/>
+              <w:bottom w:val="single" w:sz="4" w:space="0" w:color="000000"/>
+              <w:right w:val="single" w:sz="4" w:space="0" w:color="000000"/>
+            </w:tcBorders>
+          </w:tcPr>
+          <w:p>
+            <w:pPr>
+              <w:pStyle w:val="Compact"/>
+            </w:pPr>
+          </w:p>
+        </w:tc>
+      </w:tr>
+      <w:tr>
+        <w:tc>
+          <w:tcPr>
+            <w:tcBorders>
+              <w:top w:val="single" w:sz="4" w:space="0" w:color="000000"/>
+              <w:left w:val="single" w:sz="4" w:space="0" w:color="000000"/>
+              <w:bottom w:val="single" w:sz="4" w:space="0" w:color="000000"/>
+              <w:right w:val="single" w:sz="4" w:space="0" w:color="000000"/>
+            </w:tcBorders>
+          </w:tcPr>
           <w:p>
             <w:pPr>
               <w:pStyle w:val="Compact"/>
@@ -802,7 +921,14 @@
           </w:p>
         </w:tc>
         <w:tc>
-          <w:tcPr/>
+          <w:tcPr>
+            <w:tcBorders>
+              <w:top w:val="single" w:sz="4" w:space="0" w:color="000000"/>
+              <w:left w:val="single" w:sz="4" w:space="0" w:color="000000"/>
+              <w:bottom w:val="single" w:sz="4" w:space="0" w:color="000000"/>
+              <w:right w:val="single" w:sz="4" w:space="0" w:color="000000"/>
+            </w:tcBorders>
+          </w:tcPr>
           <w:p>
             <w:pPr>
               <w:pStyle w:val="Compact"/>
@@ -906,7 +1032,14 @@
           <w:tblHeader w:val="on"/>
         </w:trPr>
         <w:tc>
-          <w:tcPr/>
+          <w:tcPr>
+            <w:tcBorders>
+              <w:top w:val="single" w:sz="4" w:space="0" w:color="000000"/>
+              <w:left w:val="single" w:sz="4" w:space="0" w:color="000000"/>
+              <w:bottom w:val="single" w:sz="4" w:space="0" w:color="000000"/>
+              <w:right w:val="single" w:sz="4" w:space="0" w:color="000000"/>
+            </w:tcBorders>
+          </w:tcPr>
           <w:p>
             <w:pPr>
               <w:pStyle w:val="Compact"/>
@@ -917,7 +1050,14 @@
           </w:p>
         </w:tc>
         <w:tc>
-          <w:tcPr/>
+          <w:tcPr>
+            <w:tcBorders>
+              <w:top w:val="single" w:sz="4" w:space="0" w:color="000000"/>
+              <w:left w:val="single" w:sz="4" w:space="0" w:color="000000"/>
+              <w:bottom w:val="single" w:sz="4" w:space="0" w:color="000000"/>
+              <w:right w:val="single" w:sz="4" w:space="0" w:color="000000"/>
+            </w:tcBorders>
+          </w:tcPr>
           <w:p>
             <w:pPr>
               <w:pStyle w:val="Compact"/>
@@ -928,7 +1068,14 @@
           </w:p>
         </w:tc>
         <w:tc>
-          <w:tcPr/>
+          <w:tcPr>
+            <w:tcBorders>
+              <w:top w:val="single" w:sz="4" w:space="0" w:color="000000"/>
+              <w:left w:val="single" w:sz="4" w:space="0" w:color="000000"/>
+              <w:bottom w:val="single" w:sz="4" w:space="0" w:color="000000"/>
+              <w:right w:val="single" w:sz="4" w:space="0" w:color="000000"/>
+            </w:tcBorders>
+          </w:tcPr>
           <w:p>
             <w:pPr>
               <w:pStyle w:val="Compact"/>
@@ -939,7 +1086,14 @@
           </w:p>
         </w:tc>
         <w:tc>
-          <w:tcPr/>
+          <w:tcPr>
+            <w:tcBorders>
+              <w:top w:val="single" w:sz="4" w:space="0" w:color="000000"/>
+              <w:left w:val="single" w:sz="4" w:space="0" w:color="000000"/>
+              <w:bottom w:val="single" w:sz="4" w:space="0" w:color="000000"/>
+              <w:right w:val="single" w:sz="4" w:space="0" w:color="000000"/>
+            </w:tcBorders>
+          </w:tcPr>
           <w:p>
             <w:pPr>
               <w:pStyle w:val="Compact"/>
@@ -950,7 +1104,14 @@
           </w:p>
         </w:tc>
         <w:tc>
-          <w:tcPr/>
+          <w:tcPr>
+            <w:tcBorders>
+              <w:top w:val="single" w:sz="4" w:space="0" w:color="000000"/>
+              <w:left w:val="single" w:sz="4" w:space="0" w:color="000000"/>
+              <w:bottom w:val="single" w:sz="4" w:space="0" w:color="000000"/>
+              <w:right w:val="single" w:sz="4" w:space="0" w:color="000000"/>
+            </w:tcBorders>
+          </w:tcPr>
           <w:p>
             <w:pPr>
               <w:pStyle w:val="Compact"/>
@@ -961,7 +1122,14 @@
           </w:p>
         </w:tc>
         <w:tc>
-          <w:tcPr/>
+          <w:tcPr>
+            <w:tcBorders>
+              <w:top w:val="single" w:sz="4" w:space="0" w:color="000000"/>
+              <w:left w:val="single" w:sz="4" w:space="0" w:color="000000"/>
+              <w:bottom w:val="single" w:sz="4" w:space="0" w:color="000000"/>
+              <w:right w:val="single" w:sz="4" w:space="0" w:color="000000"/>
+            </w:tcBorders>
+          </w:tcPr>
           <w:p>
             <w:pPr>
               <w:pStyle w:val="Compact"/>
@@ -974,7 +1142,14 @@
       </w:tr>
       <w:tr>
         <w:tc>
-          <w:tcPr/>
+          <w:tcPr>
+            <w:tcBorders>
+              <w:top w:val="single" w:sz="4" w:space="0" w:color="000000"/>
+              <w:left w:val="single" w:sz="4" w:space="0" w:color="000000"/>
+              <w:bottom w:val="single" w:sz="4" w:space="0" w:color="000000"/>
+              <w:right w:val="single" w:sz="4" w:space="0" w:color="000000"/>
+            </w:tcBorders>
+          </w:tcPr>
           <w:p>
             <w:pPr>
               <w:pStyle w:val="Compact"/>
@@ -985,49 +1160,91 @@
           </w:p>
         </w:tc>
         <w:tc>
-          <w:tcPr/>
-          <w:p>
-            <w:pPr>
-              <w:pStyle w:val="Compact"/>
-            </w:pPr>
-          </w:p>
-        </w:tc>
-        <w:tc>
-          <w:tcPr/>
-          <w:p>
-            <w:pPr>
-              <w:pStyle w:val="Compact"/>
-            </w:pPr>
-          </w:p>
-        </w:tc>
-        <w:tc>
-          <w:tcPr/>
-          <w:p>
-            <w:pPr>
-              <w:pStyle w:val="Compact"/>
-            </w:pPr>
-          </w:p>
-        </w:tc>
-        <w:tc>
-          <w:tcPr/>
-          <w:p>
-            <w:pPr>
-              <w:pStyle w:val="Compact"/>
-            </w:pPr>
-          </w:p>
-        </w:tc>
-        <w:tc>
-          <w:tcPr/>
-          <w:p>
-            <w:pPr>
-              <w:pStyle w:val="Compact"/>
-            </w:pPr>
-          </w:p>
-        </w:tc>
-      </w:tr>
-      <w:tr>
-        <w:tc>
-          <w:tcPr/>
+          <w:tcPr>
+            <w:tcBorders>
+              <w:top w:val="single" w:sz="4" w:space="0" w:color="000000"/>
+              <w:left w:val="single" w:sz="4" w:space="0" w:color="000000"/>
+              <w:bottom w:val="single" w:sz="4" w:space="0" w:color="000000"/>
+              <w:right w:val="single" w:sz="4" w:space="0" w:color="000000"/>
+            </w:tcBorders>
+          </w:tcPr>
+          <w:p>
+            <w:pPr>
+              <w:pStyle w:val="Compact"/>
+            </w:pPr>
+          </w:p>
+        </w:tc>
+        <w:tc>
+          <w:tcPr>
+            <w:tcBorders>
+              <w:top w:val="single" w:sz="4" w:space="0" w:color="000000"/>
+              <w:left w:val="single" w:sz="4" w:space="0" w:color="000000"/>
+              <w:bottom w:val="single" w:sz="4" w:space="0" w:color="000000"/>
+              <w:right w:val="single" w:sz="4" w:space="0" w:color="000000"/>
+            </w:tcBorders>
+          </w:tcPr>
+          <w:p>
+            <w:pPr>
+              <w:pStyle w:val="Compact"/>
+            </w:pPr>
+          </w:p>
+        </w:tc>
+        <w:tc>
+          <w:tcPr>
+            <w:tcBorders>
+              <w:top w:val="single" w:sz="4" w:space="0" w:color="000000"/>
+              <w:left w:val="single" w:sz="4" w:space="0" w:color="000000"/>
+              <w:bottom w:val="single" w:sz="4" w:space="0" w:color="000000"/>
+              <w:right w:val="single" w:sz="4" w:space="0" w:color="000000"/>
+            </w:tcBorders>
+          </w:tcPr>
+          <w:p>
+            <w:pPr>
+              <w:pStyle w:val="Compact"/>
+            </w:pPr>
+          </w:p>
+        </w:tc>
+        <w:tc>
+          <w:tcPr>
+            <w:tcBorders>
+              <w:top w:val="single" w:sz="4" w:space="0" w:color="000000"/>
+              <w:left w:val="single" w:sz="4" w:space="0" w:color="000000"/>
+              <w:bottom w:val="single" w:sz="4" w:space="0" w:color="000000"/>
+              <w:right w:val="single" w:sz="4" w:space="0" w:color="000000"/>
+            </w:tcBorders>
+          </w:tcPr>
+          <w:p>
+            <w:pPr>
+              <w:pStyle w:val="Compact"/>
+            </w:pPr>
+          </w:p>
+        </w:tc>
+        <w:tc>
+          <w:tcPr>
+            <w:tcBorders>
+              <w:top w:val="single" w:sz="4" w:space="0" w:color="000000"/>
+              <w:left w:val="single" w:sz="4" w:space="0" w:color="000000"/>
+              <w:bottom w:val="single" w:sz="4" w:space="0" w:color="000000"/>
+              <w:right w:val="single" w:sz="4" w:space="0" w:color="000000"/>
+            </w:tcBorders>
+          </w:tcPr>
+          <w:p>
+            <w:pPr>
+              <w:pStyle w:val="Compact"/>
+            </w:pPr>
+          </w:p>
+        </w:tc>
+      </w:tr>
+      <w:tr>
+        <w:tc>
+          <w:tcPr>
+            <w:tcBorders>
+              <w:top w:val="single" w:sz="4" w:space="0" w:color="000000"/>
+              <w:left w:val="single" w:sz="4" w:space="0" w:color="000000"/>
+              <w:bottom w:val="single" w:sz="4" w:space="0" w:color="000000"/>
+              <w:right w:val="single" w:sz="4" w:space="0" w:color="000000"/>
+            </w:tcBorders>
+          </w:tcPr>
           <w:p>
             <w:pPr>
               <w:pStyle w:val="Compact"/>
@@ -1038,49 +1255,91 @@
           </w:p>
         </w:tc>
         <w:tc>
-          <w:tcPr/>
-          <w:p>
-            <w:pPr>
-              <w:pStyle w:val="Compact"/>
-            </w:pPr>
-          </w:p>
-        </w:tc>
-        <w:tc>
-          <w:tcPr/>
-          <w:p>
-            <w:pPr>
-              <w:pStyle w:val="Compact"/>
-            </w:pPr>
-          </w:p>
-        </w:tc>
-        <w:tc>
-          <w:tcPr/>
-          <w:p>
-            <w:pPr>
-              <w:pStyle w:val="Compact"/>
-            </w:pPr>
-          </w:p>
-        </w:tc>
-        <w:tc>
-          <w:tcPr/>
-          <w:p>
-            <w:pPr>
-              <w:pStyle w:val="Compact"/>
-            </w:pPr>
-          </w:p>
-        </w:tc>
-        <w:tc>
-          <w:tcPr/>
-          <w:p>
-            <w:pPr>
-              <w:pStyle w:val="Compact"/>
-            </w:pPr>
-          </w:p>
-        </w:tc>
-      </w:tr>
-      <w:tr>
-        <w:tc>
-          <w:tcPr/>
+          <w:tcPr>
+            <w:tcBorders>
+              <w:top w:val="single" w:sz="4" w:space="0" w:color="000000"/>
+              <w:left w:val="single" w:sz="4" w:space="0" w:color="000000"/>
+              <w:bottom w:val="single" w:sz="4" w:space="0" w:color="000000"/>
+              <w:right w:val="single" w:sz="4" w:space="0" w:color="000000"/>
+            </w:tcBorders>
+          </w:tcPr>
+          <w:p>
+            <w:pPr>
+              <w:pStyle w:val="Compact"/>
+            </w:pPr>
+          </w:p>
+        </w:tc>
+        <w:tc>
+          <w:tcPr>
+            <w:tcBorders>
+              <w:top w:val="single" w:sz="4" w:space="0" w:color="000000"/>
+              <w:left w:val="single" w:sz="4" w:space="0" w:color="000000"/>
+              <w:bottom w:val="single" w:sz="4" w:space="0" w:color="000000"/>
+              <w:right w:val="single" w:sz="4" w:space="0" w:color="000000"/>
+            </w:tcBorders>
+          </w:tcPr>
+          <w:p>
+            <w:pPr>
+              <w:pStyle w:val="Compact"/>
+            </w:pPr>
+          </w:p>
+        </w:tc>
+        <w:tc>
+          <w:tcPr>
+            <w:tcBorders>
+              <w:top w:val="single" w:sz="4" w:space="0" w:color="000000"/>
+              <w:left w:val="single" w:sz="4" w:space="0" w:color="000000"/>
+              <w:bottom w:val="single" w:sz="4" w:space="0" w:color="000000"/>
+              <w:right w:val="single" w:sz="4" w:space="0" w:color="000000"/>
+            </w:tcBorders>
+          </w:tcPr>
+          <w:p>
+            <w:pPr>
+              <w:pStyle w:val="Compact"/>
+            </w:pPr>
+          </w:p>
+        </w:tc>
+        <w:tc>
+          <w:tcPr>
+            <w:tcBorders>
+              <w:top w:val="single" w:sz="4" w:space="0" w:color="000000"/>
+              <w:left w:val="single" w:sz="4" w:space="0" w:color="000000"/>
+              <w:bottom w:val="single" w:sz="4" w:space="0" w:color="000000"/>
+              <w:right w:val="single" w:sz="4" w:space="0" w:color="000000"/>
+            </w:tcBorders>
+          </w:tcPr>
+          <w:p>
+            <w:pPr>
+              <w:pStyle w:val="Compact"/>
+            </w:pPr>
+          </w:p>
+        </w:tc>
+        <w:tc>
+          <w:tcPr>
+            <w:tcBorders>
+              <w:top w:val="single" w:sz="4" w:space="0" w:color="000000"/>
+              <w:left w:val="single" w:sz="4" w:space="0" w:color="000000"/>
+              <w:bottom w:val="single" w:sz="4" w:space="0" w:color="000000"/>
+              <w:right w:val="single" w:sz="4" w:space="0" w:color="000000"/>
+            </w:tcBorders>
+          </w:tcPr>
+          <w:p>
+            <w:pPr>
+              <w:pStyle w:val="Compact"/>
+            </w:pPr>
+          </w:p>
+        </w:tc>
+      </w:tr>
+      <w:tr>
+        <w:tc>
+          <w:tcPr>
+            <w:tcBorders>
+              <w:top w:val="single" w:sz="4" w:space="0" w:color="000000"/>
+              <w:left w:val="single" w:sz="4" w:space="0" w:color="000000"/>
+              <w:bottom w:val="single" w:sz="4" w:space="0" w:color="000000"/>
+              <w:right w:val="single" w:sz="4" w:space="0" w:color="000000"/>
+            </w:tcBorders>
+          </w:tcPr>
           <w:p>
             <w:pPr>
               <w:pStyle w:val="Compact"/>
@@ -1091,49 +1350,91 @@
           </w:p>
         </w:tc>
         <w:tc>
-          <w:tcPr/>
-          <w:p>
-            <w:pPr>
-              <w:pStyle w:val="Compact"/>
-            </w:pPr>
-          </w:p>
-        </w:tc>
-        <w:tc>
-          <w:tcPr/>
-          <w:p>
-            <w:pPr>
-              <w:pStyle w:val="Compact"/>
-            </w:pPr>
-          </w:p>
-        </w:tc>
-        <w:tc>
-          <w:tcPr/>
-          <w:p>
-            <w:pPr>
-              <w:pStyle w:val="Compact"/>
-            </w:pPr>
-          </w:p>
-        </w:tc>
-        <w:tc>
-          <w:tcPr/>
-          <w:p>
-            <w:pPr>
-              <w:pStyle w:val="Compact"/>
-            </w:pPr>
-          </w:p>
-        </w:tc>
-        <w:tc>
-          <w:tcPr/>
-          <w:p>
-            <w:pPr>
-              <w:pStyle w:val="Compact"/>
-            </w:pPr>
-          </w:p>
-        </w:tc>
-      </w:tr>
-      <w:tr>
-        <w:tc>
-          <w:tcPr/>
+          <w:tcPr>
+            <w:tcBorders>
+              <w:top w:val="single" w:sz="4" w:space="0" w:color="000000"/>
+              <w:left w:val="single" w:sz="4" w:space="0" w:color="000000"/>
+              <w:bottom w:val="single" w:sz="4" w:space="0" w:color="000000"/>
+              <w:right w:val="single" w:sz="4" w:space="0" w:color="000000"/>
+            </w:tcBorders>
+          </w:tcPr>
+          <w:p>
+            <w:pPr>
+              <w:pStyle w:val="Compact"/>
+            </w:pPr>
+          </w:p>
+        </w:tc>
+        <w:tc>
+          <w:tcPr>
+            <w:tcBorders>
+              <w:top w:val="single" w:sz="4" w:space="0" w:color="000000"/>
+              <w:left w:val="single" w:sz="4" w:space="0" w:color="000000"/>
+              <w:bottom w:val="single" w:sz="4" w:space="0" w:color="000000"/>
+              <w:right w:val="single" w:sz="4" w:space="0" w:color="000000"/>
+            </w:tcBorders>
+          </w:tcPr>
+          <w:p>
+            <w:pPr>
+              <w:pStyle w:val="Compact"/>
+            </w:pPr>
+          </w:p>
+        </w:tc>
+        <w:tc>
+          <w:tcPr>
+            <w:tcBorders>
+              <w:top w:val="single" w:sz="4" w:space="0" w:color="000000"/>
+              <w:left w:val="single" w:sz="4" w:space="0" w:color="000000"/>
+              <w:bottom w:val="single" w:sz="4" w:space="0" w:color="000000"/>
+              <w:right w:val="single" w:sz="4" w:space="0" w:color="000000"/>
+            </w:tcBorders>
+          </w:tcPr>
+          <w:p>
+            <w:pPr>
+              <w:pStyle w:val="Compact"/>
+            </w:pPr>
+          </w:p>
+        </w:tc>
+        <w:tc>
+          <w:tcPr>
+            <w:tcBorders>
+              <w:top w:val="single" w:sz="4" w:space="0" w:color="000000"/>
+              <w:left w:val="single" w:sz="4" w:space="0" w:color="000000"/>
+              <w:bottom w:val="single" w:sz="4" w:space="0" w:color="000000"/>
+              <w:right w:val="single" w:sz="4" w:space="0" w:color="000000"/>
+            </w:tcBorders>
+          </w:tcPr>
+          <w:p>
+            <w:pPr>
+              <w:pStyle w:val="Compact"/>
+            </w:pPr>
+          </w:p>
+        </w:tc>
+        <w:tc>
+          <w:tcPr>
+            <w:tcBorders>
+              <w:top w:val="single" w:sz="4" w:space="0" w:color="000000"/>
+              <w:left w:val="single" w:sz="4" w:space="0" w:color="000000"/>
+              <w:bottom w:val="single" w:sz="4" w:space="0" w:color="000000"/>
+              <w:right w:val="single" w:sz="4" w:space="0" w:color="000000"/>
+            </w:tcBorders>
+          </w:tcPr>
+          <w:p>
+            <w:pPr>
+              <w:pStyle w:val="Compact"/>
+            </w:pPr>
+          </w:p>
+        </w:tc>
+      </w:tr>
+      <w:tr>
+        <w:tc>
+          <w:tcPr>
+            <w:tcBorders>
+              <w:top w:val="single" w:sz="4" w:space="0" w:color="000000"/>
+              <w:left w:val="single" w:sz="4" w:space="0" w:color="000000"/>
+              <w:bottom w:val="single" w:sz="4" w:space="0" w:color="000000"/>
+              <w:right w:val="single" w:sz="4" w:space="0" w:color="000000"/>
+            </w:tcBorders>
+          </w:tcPr>
           <w:p>
             <w:pPr>
               <w:pStyle w:val="Compact"/>
@@ -1144,49 +1445,91 @@
           </w:p>
         </w:tc>
         <w:tc>
-          <w:tcPr/>
-          <w:p>
-            <w:pPr>
-              <w:pStyle w:val="Compact"/>
-            </w:pPr>
-          </w:p>
-        </w:tc>
-        <w:tc>
-          <w:tcPr/>
-          <w:p>
-            <w:pPr>
-              <w:pStyle w:val="Compact"/>
-            </w:pPr>
-          </w:p>
-        </w:tc>
-        <w:tc>
-          <w:tcPr/>
-          <w:p>
-            <w:pPr>
-              <w:pStyle w:val="Compact"/>
-            </w:pPr>
-          </w:p>
-        </w:tc>
-        <w:tc>
-          <w:tcPr/>
-          <w:p>
-            <w:pPr>
-              <w:pStyle w:val="Compact"/>
-            </w:pPr>
-          </w:p>
-        </w:tc>
-        <w:tc>
-          <w:tcPr/>
-          <w:p>
-            <w:pPr>
-              <w:pStyle w:val="Compact"/>
-            </w:pPr>
-          </w:p>
-        </w:tc>
-      </w:tr>
-      <w:tr>
-        <w:tc>
-          <w:tcPr/>
+          <w:tcPr>
+            <w:tcBorders>
+              <w:top w:val="single" w:sz="4" w:space="0" w:color="000000"/>
+              <w:left w:val="single" w:sz="4" w:space="0" w:color="000000"/>
+              <w:bottom w:val="single" w:sz="4" w:space="0" w:color="000000"/>
+              <w:right w:val="single" w:sz="4" w:space="0" w:color="000000"/>
+            </w:tcBorders>
+          </w:tcPr>
+          <w:p>
+            <w:pPr>
+              <w:pStyle w:val="Compact"/>
+            </w:pPr>
+          </w:p>
+        </w:tc>
+        <w:tc>
+          <w:tcPr>
+            <w:tcBorders>
+              <w:top w:val="single" w:sz="4" w:space="0" w:color="000000"/>
+              <w:left w:val="single" w:sz="4" w:space="0" w:color="000000"/>
+              <w:bottom w:val="single" w:sz="4" w:space="0" w:color="000000"/>
+              <w:right w:val="single" w:sz="4" w:space="0" w:color="000000"/>
+            </w:tcBorders>
+          </w:tcPr>
+          <w:p>
+            <w:pPr>
+              <w:pStyle w:val="Compact"/>
+            </w:pPr>
+          </w:p>
+        </w:tc>
+        <w:tc>
+          <w:tcPr>
+            <w:tcBorders>
+              <w:top w:val="single" w:sz="4" w:space="0" w:color="000000"/>
+              <w:left w:val="single" w:sz="4" w:space="0" w:color="000000"/>
+              <w:bottom w:val="single" w:sz="4" w:space="0" w:color="000000"/>
+              <w:right w:val="single" w:sz="4" w:space="0" w:color="000000"/>
+            </w:tcBorders>
+          </w:tcPr>
+          <w:p>
+            <w:pPr>
+              <w:pStyle w:val="Compact"/>
+            </w:pPr>
+          </w:p>
+        </w:tc>
+        <w:tc>
+          <w:tcPr>
+            <w:tcBorders>
+              <w:top w:val="single" w:sz="4" w:space="0" w:color="000000"/>
+              <w:left w:val="single" w:sz="4" w:space="0" w:color="000000"/>
+              <w:bottom w:val="single" w:sz="4" w:space="0" w:color="000000"/>
+              <w:right w:val="single" w:sz="4" w:space="0" w:color="000000"/>
+            </w:tcBorders>
+          </w:tcPr>
+          <w:p>
+            <w:pPr>
+              <w:pStyle w:val="Compact"/>
+            </w:pPr>
+          </w:p>
+        </w:tc>
+        <w:tc>
+          <w:tcPr>
+            <w:tcBorders>
+              <w:top w:val="single" w:sz="4" w:space="0" w:color="000000"/>
+              <w:left w:val="single" w:sz="4" w:space="0" w:color="000000"/>
+              <w:bottom w:val="single" w:sz="4" w:space="0" w:color="000000"/>
+              <w:right w:val="single" w:sz="4" w:space="0" w:color="000000"/>
+            </w:tcBorders>
+          </w:tcPr>
+          <w:p>
+            <w:pPr>
+              <w:pStyle w:val="Compact"/>
+            </w:pPr>
+          </w:p>
+        </w:tc>
+      </w:tr>
+      <w:tr>
+        <w:tc>
+          <w:tcPr>
+            <w:tcBorders>
+              <w:top w:val="single" w:sz="4" w:space="0" w:color="000000"/>
+              <w:left w:val="single" w:sz="4" w:space="0" w:color="000000"/>
+              <w:bottom w:val="single" w:sz="4" w:space="0" w:color="000000"/>
+              <w:right w:val="single" w:sz="4" w:space="0" w:color="000000"/>
+            </w:tcBorders>
+          </w:tcPr>
           <w:p>
             <w:pPr>
               <w:pStyle w:val="Compact"/>
@@ -1197,39 +1540,74 @@
           </w:p>
         </w:tc>
         <w:tc>
-          <w:tcPr/>
-          <w:p>
-            <w:pPr>
-              <w:pStyle w:val="Compact"/>
-            </w:pPr>
-          </w:p>
-        </w:tc>
-        <w:tc>
-          <w:tcPr/>
-          <w:p>
-            <w:pPr>
-              <w:pStyle w:val="Compact"/>
-            </w:pPr>
-          </w:p>
-        </w:tc>
-        <w:tc>
-          <w:tcPr/>
-          <w:p>
-            <w:pPr>
-              <w:pStyle w:val="Compact"/>
-            </w:pPr>
-          </w:p>
-        </w:tc>
-        <w:tc>
-          <w:tcPr/>
-          <w:p>
-            <w:pPr>
-              <w:pStyle w:val="Compact"/>
-            </w:pPr>
-          </w:p>
-        </w:tc>
-        <w:tc>
-          <w:tcPr/>
+          <w:tcPr>
+            <w:tcBorders>
+              <w:top w:val="single" w:sz="4" w:space="0" w:color="000000"/>
+              <w:left w:val="single" w:sz="4" w:space="0" w:color="000000"/>
+              <w:bottom w:val="single" w:sz="4" w:space="0" w:color="000000"/>
+              <w:right w:val="single" w:sz="4" w:space="0" w:color="000000"/>
+            </w:tcBorders>
+          </w:tcPr>
+          <w:p>
+            <w:pPr>
+              <w:pStyle w:val="Compact"/>
+            </w:pPr>
+          </w:p>
+        </w:tc>
+        <w:tc>
+          <w:tcPr>
+            <w:tcBorders>
+              <w:top w:val="single" w:sz="4" w:space="0" w:color="000000"/>
+              <w:left w:val="single" w:sz="4" w:space="0" w:color="000000"/>
+              <w:bottom w:val="single" w:sz="4" w:space="0" w:color="000000"/>
+              <w:right w:val="single" w:sz="4" w:space="0" w:color="000000"/>
+            </w:tcBorders>
+          </w:tcPr>
+          <w:p>
+            <w:pPr>
+              <w:pStyle w:val="Compact"/>
+            </w:pPr>
+          </w:p>
+        </w:tc>
+        <w:tc>
+          <w:tcPr>
+            <w:tcBorders>
+              <w:top w:val="single" w:sz="4" w:space="0" w:color="000000"/>
+              <w:left w:val="single" w:sz="4" w:space="0" w:color="000000"/>
+              <w:bottom w:val="single" w:sz="4" w:space="0" w:color="000000"/>
+              <w:right w:val="single" w:sz="4" w:space="0" w:color="000000"/>
+            </w:tcBorders>
+          </w:tcPr>
+          <w:p>
+            <w:pPr>
+              <w:pStyle w:val="Compact"/>
+            </w:pPr>
+          </w:p>
+        </w:tc>
+        <w:tc>
+          <w:tcPr>
+            <w:tcBorders>
+              <w:top w:val="single" w:sz="4" w:space="0" w:color="000000"/>
+              <w:left w:val="single" w:sz="4" w:space="0" w:color="000000"/>
+              <w:bottom w:val="single" w:sz="4" w:space="0" w:color="000000"/>
+              <w:right w:val="single" w:sz="4" w:space="0" w:color="000000"/>
+            </w:tcBorders>
+          </w:tcPr>
+          <w:p>
+            <w:pPr>
+              <w:pStyle w:val="Compact"/>
+            </w:pPr>
+          </w:p>
+        </w:tc>
+        <w:tc>
+          <w:tcPr>
+            <w:tcBorders>
+              <w:top w:val="single" w:sz="4" w:space="0" w:color="000000"/>
+              <w:left w:val="single" w:sz="4" w:space="0" w:color="000000"/>
+              <w:bottom w:val="single" w:sz="4" w:space="0" w:color="000000"/>
+              <w:right w:val="single" w:sz="4" w:space="0" w:color="000000"/>
+            </w:tcBorders>
+          </w:tcPr>
           <w:p>
             <w:pPr>
               <w:pStyle w:val="Compact"/>
@@ -1308,7 +1686,14 @@
           <w:tblHeader w:val="on"/>
         </w:trPr>
         <w:tc>
-          <w:tcPr/>
+          <w:tcPr>
+            <w:tcBorders>
+              <w:top w:val="single" w:sz="4" w:space="0" w:color="000000"/>
+              <w:left w:val="single" w:sz="4" w:space="0" w:color="000000"/>
+              <w:bottom w:val="single" w:sz="4" w:space="0" w:color="000000"/>
+              <w:right w:val="single" w:sz="4" w:space="0" w:color="000000"/>
+            </w:tcBorders>
+          </w:tcPr>
           <w:p>
             <w:pPr>
               <w:pStyle w:val="Compact"/>
@@ -1319,7 +1704,14 @@
           </w:p>
         </w:tc>
         <w:tc>
-          <w:tcPr/>
+          <w:tcPr>
+            <w:tcBorders>
+              <w:top w:val="single" w:sz="4" w:space="0" w:color="000000"/>
+              <w:left w:val="single" w:sz="4" w:space="0" w:color="000000"/>
+              <w:bottom w:val="single" w:sz="4" w:space="0" w:color="000000"/>
+              <w:right w:val="single" w:sz="4" w:space="0" w:color="000000"/>
+            </w:tcBorders>
+          </w:tcPr>
           <w:p>
             <w:pPr>
               <w:pStyle w:val="Compact"/>
@@ -1330,7 +1722,14 @@
           </w:p>
         </w:tc>
         <w:tc>
-          <w:tcPr/>
+          <w:tcPr>
+            <w:tcBorders>
+              <w:top w:val="single" w:sz="4" w:space="0" w:color="000000"/>
+              <w:left w:val="single" w:sz="4" w:space="0" w:color="000000"/>
+              <w:bottom w:val="single" w:sz="4" w:space="0" w:color="000000"/>
+              <w:right w:val="single" w:sz="4" w:space="0" w:color="000000"/>
+            </w:tcBorders>
+          </w:tcPr>
           <w:p>
             <w:pPr>
               <w:pStyle w:val="Compact"/>
@@ -1341,7 +1740,14 @@
           </w:p>
         </w:tc>
         <w:tc>
-          <w:tcPr/>
+          <w:tcPr>
+            <w:tcBorders>
+              <w:top w:val="single" w:sz="4" w:space="0" w:color="000000"/>
+              <w:left w:val="single" w:sz="4" w:space="0" w:color="000000"/>
+              <w:bottom w:val="single" w:sz="4" w:space="0" w:color="000000"/>
+              <w:right w:val="single" w:sz="4" w:space="0" w:color="000000"/>
+            </w:tcBorders>
+          </w:tcPr>
           <w:p>
             <w:pPr>
               <w:pStyle w:val="Compact"/>
@@ -1352,7 +1758,14 @@
           </w:p>
         </w:tc>
         <w:tc>
-          <w:tcPr/>
+          <w:tcPr>
+            <w:tcBorders>
+              <w:top w:val="single" w:sz="4" w:space="0" w:color="000000"/>
+              <w:left w:val="single" w:sz="4" w:space="0" w:color="000000"/>
+              <w:bottom w:val="single" w:sz="4" w:space="0" w:color="000000"/>
+              <w:right w:val="single" w:sz="4" w:space="0" w:color="000000"/>
+            </w:tcBorders>
+          </w:tcPr>
           <w:p>
             <w:pPr>
               <w:pStyle w:val="Compact"/>
@@ -1365,7 +1778,14 @@
       </w:tr>
       <w:tr>
         <w:tc>
-          <w:tcPr/>
+          <w:tcPr>
+            <w:tcBorders>
+              <w:top w:val="single" w:sz="4" w:space="0" w:color="000000"/>
+              <w:left w:val="single" w:sz="4" w:space="0" w:color="000000"/>
+              <w:bottom w:val="single" w:sz="4" w:space="0" w:color="000000"/>
+              <w:right w:val="single" w:sz="4" w:space="0" w:color="000000"/>
+            </w:tcBorders>
+          </w:tcPr>
           <w:p>
             <w:pPr>
               <w:pStyle w:val="Compact"/>
@@ -1376,41 +1796,76 @@
           </w:p>
         </w:tc>
         <w:tc>
-          <w:tcPr/>
-          <w:p>
-            <w:pPr>
-              <w:pStyle w:val="Compact"/>
-            </w:pPr>
-          </w:p>
-        </w:tc>
-        <w:tc>
-          <w:tcPr/>
-          <w:p>
-            <w:pPr>
-              <w:pStyle w:val="Compact"/>
-            </w:pPr>
-          </w:p>
-        </w:tc>
-        <w:tc>
-          <w:tcPr/>
-          <w:p>
-            <w:pPr>
-              <w:pStyle w:val="Compact"/>
-            </w:pPr>
-          </w:p>
-        </w:tc>
-        <w:tc>
-          <w:tcPr/>
-          <w:p>
-            <w:pPr>
-              <w:pStyle w:val="Compact"/>
-            </w:pPr>
-          </w:p>
-        </w:tc>
-      </w:tr>
-      <w:tr>
-        <w:tc>
-          <w:tcPr/>
+          <w:tcPr>
+            <w:tcBorders>
+              <w:top w:val="single" w:sz="4" w:space="0" w:color="000000"/>
+              <w:left w:val="single" w:sz="4" w:space="0" w:color="000000"/>
+              <w:bottom w:val="single" w:sz="4" w:space="0" w:color="000000"/>
+              <w:right w:val="single" w:sz="4" w:space="0" w:color="000000"/>
+            </w:tcBorders>
+          </w:tcPr>
+          <w:p>
+            <w:pPr>
+              <w:pStyle w:val="Compact"/>
+            </w:pPr>
+          </w:p>
+        </w:tc>
+        <w:tc>
+          <w:tcPr>
+            <w:tcBorders>
+              <w:top w:val="single" w:sz="4" w:space="0" w:color="000000"/>
+              <w:left w:val="single" w:sz="4" w:space="0" w:color="000000"/>
+              <w:bottom w:val="single" w:sz="4" w:space="0" w:color="000000"/>
+              <w:right w:val="single" w:sz="4" w:space="0" w:color="000000"/>
+            </w:tcBorders>
+          </w:tcPr>
+          <w:p>
+            <w:pPr>
+              <w:pStyle w:val="Compact"/>
+            </w:pPr>
+          </w:p>
+        </w:tc>
+        <w:tc>
+          <w:tcPr>
+            <w:tcBorders>
+              <w:top w:val="single" w:sz="4" w:space="0" w:color="000000"/>
+              <w:left w:val="single" w:sz="4" w:space="0" w:color="000000"/>
+              <w:bottom w:val="single" w:sz="4" w:space="0" w:color="000000"/>
+              <w:right w:val="single" w:sz="4" w:space="0" w:color="000000"/>
+            </w:tcBorders>
+          </w:tcPr>
+          <w:p>
+            <w:pPr>
+              <w:pStyle w:val="Compact"/>
+            </w:pPr>
+          </w:p>
+        </w:tc>
+        <w:tc>
+          <w:tcPr>
+            <w:tcBorders>
+              <w:top w:val="single" w:sz="4" w:space="0" w:color="000000"/>
+              <w:left w:val="single" w:sz="4" w:space="0" w:color="000000"/>
+              <w:bottom w:val="single" w:sz="4" w:space="0" w:color="000000"/>
+              <w:right w:val="single" w:sz="4" w:space="0" w:color="000000"/>
+            </w:tcBorders>
+          </w:tcPr>
+          <w:p>
+            <w:pPr>
+              <w:pStyle w:val="Compact"/>
+            </w:pPr>
+          </w:p>
+        </w:tc>
+      </w:tr>
+      <w:tr>
+        <w:tc>
+          <w:tcPr>
+            <w:tcBorders>
+              <w:top w:val="single" w:sz="4" w:space="0" w:color="000000"/>
+              <w:left w:val="single" w:sz="4" w:space="0" w:color="000000"/>
+              <w:bottom w:val="single" w:sz="4" w:space="0" w:color="000000"/>
+              <w:right w:val="single" w:sz="4" w:space="0" w:color="000000"/>
+            </w:tcBorders>
+          </w:tcPr>
           <w:p>
             <w:pPr>
               <w:pStyle w:val="Compact"/>
@@ -1421,41 +1876,76 @@
           </w:p>
         </w:tc>
         <w:tc>
-          <w:tcPr/>
-          <w:p>
-            <w:pPr>
-              <w:pStyle w:val="Compact"/>
-            </w:pPr>
-          </w:p>
-        </w:tc>
-        <w:tc>
-          <w:tcPr/>
-          <w:p>
-            <w:pPr>
-              <w:pStyle w:val="Compact"/>
-            </w:pPr>
-          </w:p>
-        </w:tc>
-        <w:tc>
-          <w:tcPr/>
-          <w:p>
-            <w:pPr>
-              <w:pStyle w:val="Compact"/>
-            </w:pPr>
-          </w:p>
-        </w:tc>
-        <w:tc>
-          <w:tcPr/>
-          <w:p>
-            <w:pPr>
-              <w:pStyle w:val="Compact"/>
-            </w:pPr>
-          </w:p>
-        </w:tc>
-      </w:tr>
-      <w:tr>
-        <w:tc>
-          <w:tcPr/>
+          <w:tcPr>
+            <w:tcBorders>
+              <w:top w:val="single" w:sz="4" w:space="0" w:color="000000"/>
+              <w:left w:val="single" w:sz="4" w:space="0" w:color="000000"/>
+              <w:bottom w:val="single" w:sz="4" w:space="0" w:color="000000"/>
+              <w:right w:val="single" w:sz="4" w:space="0" w:color="000000"/>
+            </w:tcBorders>
+          </w:tcPr>
+          <w:p>
+            <w:pPr>
+              <w:pStyle w:val="Compact"/>
+            </w:pPr>
+          </w:p>
+        </w:tc>
+        <w:tc>
+          <w:tcPr>
+            <w:tcBorders>
+              <w:top w:val="single" w:sz="4" w:space="0" w:color="000000"/>
+              <w:left w:val="single" w:sz="4" w:space="0" w:color="000000"/>
+              <w:bottom w:val="single" w:sz="4" w:space="0" w:color="000000"/>
+              <w:right w:val="single" w:sz="4" w:space="0" w:color="000000"/>
+            </w:tcBorders>
+          </w:tcPr>
+          <w:p>
+            <w:pPr>
+              <w:pStyle w:val="Compact"/>
+            </w:pPr>
+          </w:p>
+        </w:tc>
+        <w:tc>
+          <w:tcPr>
+            <w:tcBorders>
+              <w:top w:val="single" w:sz="4" w:space="0" w:color="000000"/>
+              <w:left w:val="single" w:sz="4" w:space="0" w:color="000000"/>
+              <w:bottom w:val="single" w:sz="4" w:space="0" w:color="000000"/>
+              <w:right w:val="single" w:sz="4" w:space="0" w:color="000000"/>
+            </w:tcBorders>
+          </w:tcPr>
+          <w:p>
+            <w:pPr>
+              <w:pStyle w:val="Compact"/>
+            </w:pPr>
+          </w:p>
+        </w:tc>
+        <w:tc>
+          <w:tcPr>
+            <w:tcBorders>
+              <w:top w:val="single" w:sz="4" w:space="0" w:color="000000"/>
+              <w:left w:val="single" w:sz="4" w:space="0" w:color="000000"/>
+              <w:bottom w:val="single" w:sz="4" w:space="0" w:color="000000"/>
+              <w:right w:val="single" w:sz="4" w:space="0" w:color="000000"/>
+            </w:tcBorders>
+          </w:tcPr>
+          <w:p>
+            <w:pPr>
+              <w:pStyle w:val="Compact"/>
+            </w:pPr>
+          </w:p>
+        </w:tc>
+      </w:tr>
+      <w:tr>
+        <w:tc>
+          <w:tcPr>
+            <w:tcBorders>
+              <w:top w:val="single" w:sz="4" w:space="0" w:color="000000"/>
+              <w:left w:val="single" w:sz="4" w:space="0" w:color="000000"/>
+              <w:bottom w:val="single" w:sz="4" w:space="0" w:color="000000"/>
+              <w:right w:val="single" w:sz="4" w:space="0" w:color="000000"/>
+            </w:tcBorders>
+          </w:tcPr>
           <w:p>
             <w:pPr>
               <w:pStyle w:val="Compact"/>
@@ -1466,41 +1956,76 @@
           </w:p>
         </w:tc>
         <w:tc>
-          <w:tcPr/>
-          <w:p>
-            <w:pPr>
-              <w:pStyle w:val="Compact"/>
-            </w:pPr>
-          </w:p>
-        </w:tc>
-        <w:tc>
-          <w:tcPr/>
-          <w:p>
-            <w:pPr>
-              <w:pStyle w:val="Compact"/>
-            </w:pPr>
-          </w:p>
-        </w:tc>
-        <w:tc>
-          <w:tcPr/>
-          <w:p>
-            <w:pPr>
-              <w:pStyle w:val="Compact"/>
-            </w:pPr>
-          </w:p>
-        </w:tc>
-        <w:tc>
-          <w:tcPr/>
-          <w:p>
-            <w:pPr>
-              <w:pStyle w:val="Compact"/>
-            </w:pPr>
-          </w:p>
-        </w:tc>
-      </w:tr>
-      <w:tr>
-        <w:tc>
-          <w:tcPr/>
+          <w:tcPr>
+            <w:tcBorders>
+              <w:top w:val="single" w:sz="4" w:space="0" w:color="000000"/>
+              <w:left w:val="single" w:sz="4" w:space="0" w:color="000000"/>
+              <w:bottom w:val="single" w:sz="4" w:space="0" w:color="000000"/>
+              <w:right w:val="single" w:sz="4" w:space="0" w:color="000000"/>
+            </w:tcBorders>
+          </w:tcPr>
+          <w:p>
+            <w:pPr>
+              <w:pStyle w:val="Compact"/>
+            </w:pPr>
+          </w:p>
+        </w:tc>
+        <w:tc>
+          <w:tcPr>
+            <w:tcBorders>
+              <w:top w:val="single" w:sz="4" w:space="0" w:color="000000"/>
+              <w:left w:val="single" w:sz="4" w:space="0" w:color="000000"/>
+              <w:bottom w:val="single" w:sz="4" w:space="0" w:color="000000"/>
+              <w:right w:val="single" w:sz="4" w:space="0" w:color="000000"/>
+            </w:tcBorders>
+          </w:tcPr>
+          <w:p>
+            <w:pPr>
+              <w:pStyle w:val="Compact"/>
+            </w:pPr>
+          </w:p>
+        </w:tc>
+        <w:tc>
+          <w:tcPr>
+            <w:tcBorders>
+              <w:top w:val="single" w:sz="4" w:space="0" w:color="000000"/>
+              <w:left w:val="single" w:sz="4" w:space="0" w:color="000000"/>
+              <w:bottom w:val="single" w:sz="4" w:space="0" w:color="000000"/>
+              <w:right w:val="single" w:sz="4" w:space="0" w:color="000000"/>
+            </w:tcBorders>
+          </w:tcPr>
+          <w:p>
+            <w:pPr>
+              <w:pStyle w:val="Compact"/>
+            </w:pPr>
+          </w:p>
+        </w:tc>
+        <w:tc>
+          <w:tcPr>
+            <w:tcBorders>
+              <w:top w:val="single" w:sz="4" w:space="0" w:color="000000"/>
+              <w:left w:val="single" w:sz="4" w:space="0" w:color="000000"/>
+              <w:bottom w:val="single" w:sz="4" w:space="0" w:color="000000"/>
+              <w:right w:val="single" w:sz="4" w:space="0" w:color="000000"/>
+            </w:tcBorders>
+          </w:tcPr>
+          <w:p>
+            <w:pPr>
+              <w:pStyle w:val="Compact"/>
+            </w:pPr>
+          </w:p>
+        </w:tc>
+      </w:tr>
+      <w:tr>
+        <w:tc>
+          <w:tcPr>
+            <w:tcBorders>
+              <w:top w:val="single" w:sz="4" w:space="0" w:color="000000"/>
+              <w:left w:val="single" w:sz="4" w:space="0" w:color="000000"/>
+              <w:bottom w:val="single" w:sz="4" w:space="0" w:color="000000"/>
+              <w:right w:val="single" w:sz="4" w:space="0" w:color="000000"/>
+            </w:tcBorders>
+          </w:tcPr>
           <w:p>
             <w:pPr>
               <w:pStyle w:val="Compact"/>
@@ -1511,41 +2036,76 @@
           </w:p>
         </w:tc>
         <w:tc>
-          <w:tcPr/>
-          <w:p>
-            <w:pPr>
-              <w:pStyle w:val="Compact"/>
-            </w:pPr>
-          </w:p>
-        </w:tc>
-        <w:tc>
-          <w:tcPr/>
-          <w:p>
-            <w:pPr>
-              <w:pStyle w:val="Compact"/>
-            </w:pPr>
-          </w:p>
-        </w:tc>
-        <w:tc>
-          <w:tcPr/>
-          <w:p>
-            <w:pPr>
-              <w:pStyle w:val="Compact"/>
-            </w:pPr>
-          </w:p>
-        </w:tc>
-        <w:tc>
-          <w:tcPr/>
-          <w:p>
-            <w:pPr>
-              <w:pStyle w:val="Compact"/>
-            </w:pPr>
-          </w:p>
-        </w:tc>
-      </w:tr>
-      <w:tr>
-        <w:tc>
-          <w:tcPr/>
+          <w:tcPr>
+            <w:tcBorders>
+              <w:top w:val="single" w:sz="4" w:space="0" w:color="000000"/>
+              <w:left w:val="single" w:sz="4" w:space="0" w:color="000000"/>
+              <w:bottom w:val="single" w:sz="4" w:space="0" w:color="000000"/>
+              <w:right w:val="single" w:sz="4" w:space="0" w:color="000000"/>
+            </w:tcBorders>
+          </w:tcPr>
+          <w:p>
+            <w:pPr>
+              <w:pStyle w:val="Compact"/>
+            </w:pPr>
+          </w:p>
+        </w:tc>
+        <w:tc>
+          <w:tcPr>
+            <w:tcBorders>
+              <w:top w:val="single" w:sz="4" w:space="0" w:color="000000"/>
+              <w:left w:val="single" w:sz="4" w:space="0" w:color="000000"/>
+              <w:bottom w:val="single" w:sz="4" w:space="0" w:color="000000"/>
+              <w:right w:val="single" w:sz="4" w:space="0" w:color="000000"/>
+            </w:tcBorders>
+          </w:tcPr>
+          <w:p>
+            <w:pPr>
+              <w:pStyle w:val="Compact"/>
+            </w:pPr>
+          </w:p>
+        </w:tc>
+        <w:tc>
+          <w:tcPr>
+            <w:tcBorders>
+              <w:top w:val="single" w:sz="4" w:space="0" w:color="000000"/>
+              <w:left w:val="single" w:sz="4" w:space="0" w:color="000000"/>
+              <w:bottom w:val="single" w:sz="4" w:space="0" w:color="000000"/>
+              <w:right w:val="single" w:sz="4" w:space="0" w:color="000000"/>
+            </w:tcBorders>
+          </w:tcPr>
+          <w:p>
+            <w:pPr>
+              <w:pStyle w:val="Compact"/>
+            </w:pPr>
+          </w:p>
+        </w:tc>
+        <w:tc>
+          <w:tcPr>
+            <w:tcBorders>
+              <w:top w:val="single" w:sz="4" w:space="0" w:color="000000"/>
+              <w:left w:val="single" w:sz="4" w:space="0" w:color="000000"/>
+              <w:bottom w:val="single" w:sz="4" w:space="0" w:color="000000"/>
+              <w:right w:val="single" w:sz="4" w:space="0" w:color="000000"/>
+            </w:tcBorders>
+          </w:tcPr>
+          <w:p>
+            <w:pPr>
+              <w:pStyle w:val="Compact"/>
+            </w:pPr>
+          </w:p>
+        </w:tc>
+      </w:tr>
+      <w:tr>
+        <w:tc>
+          <w:tcPr>
+            <w:tcBorders>
+              <w:top w:val="single" w:sz="4" w:space="0" w:color="000000"/>
+              <w:left w:val="single" w:sz="4" w:space="0" w:color="000000"/>
+              <w:bottom w:val="single" w:sz="4" w:space="0" w:color="000000"/>
+              <w:right w:val="single" w:sz="4" w:space="0" w:color="000000"/>
+            </w:tcBorders>
+          </w:tcPr>
           <w:p>
             <w:pPr>
               <w:pStyle w:val="Compact"/>
@@ -1556,31 +2116,59 @@
           </w:p>
         </w:tc>
         <w:tc>
-          <w:tcPr/>
-          <w:p>
-            <w:pPr>
-              <w:pStyle w:val="Compact"/>
-            </w:pPr>
-          </w:p>
-        </w:tc>
-        <w:tc>
-          <w:tcPr/>
-          <w:p>
-            <w:pPr>
-              <w:pStyle w:val="Compact"/>
-            </w:pPr>
-          </w:p>
-        </w:tc>
-        <w:tc>
-          <w:tcPr/>
-          <w:p>
-            <w:pPr>
-              <w:pStyle w:val="Compact"/>
-            </w:pPr>
-          </w:p>
-        </w:tc>
-        <w:tc>
-          <w:tcPr/>
+          <w:tcPr>
+            <w:tcBorders>
+              <w:top w:val="single" w:sz="4" w:space="0" w:color="000000"/>
+              <w:left w:val="single" w:sz="4" w:space="0" w:color="000000"/>
+              <w:bottom w:val="single" w:sz="4" w:space="0" w:color="000000"/>
+              <w:right w:val="single" w:sz="4" w:space="0" w:color="000000"/>
+            </w:tcBorders>
+          </w:tcPr>
+          <w:p>
+            <w:pPr>
+              <w:pStyle w:val="Compact"/>
+            </w:pPr>
+          </w:p>
+        </w:tc>
+        <w:tc>
+          <w:tcPr>
+            <w:tcBorders>
+              <w:top w:val="single" w:sz="4" w:space="0" w:color="000000"/>
+              <w:left w:val="single" w:sz="4" w:space="0" w:color="000000"/>
+              <w:bottom w:val="single" w:sz="4" w:space="0" w:color="000000"/>
+              <w:right w:val="single" w:sz="4" w:space="0" w:color="000000"/>
+            </w:tcBorders>
+          </w:tcPr>
+          <w:p>
+            <w:pPr>
+              <w:pStyle w:val="Compact"/>
+            </w:pPr>
+          </w:p>
+        </w:tc>
+        <w:tc>
+          <w:tcPr>
+            <w:tcBorders>
+              <w:top w:val="single" w:sz="4" w:space="0" w:color="000000"/>
+              <w:left w:val="single" w:sz="4" w:space="0" w:color="000000"/>
+              <w:bottom w:val="single" w:sz="4" w:space="0" w:color="000000"/>
+              <w:right w:val="single" w:sz="4" w:space="0" w:color="000000"/>
+            </w:tcBorders>
+          </w:tcPr>
+          <w:p>
+            <w:pPr>
+              <w:pStyle w:val="Compact"/>
+            </w:pPr>
+          </w:p>
+        </w:tc>
+        <w:tc>
+          <w:tcPr>
+            <w:tcBorders>
+              <w:top w:val="single" w:sz="4" w:space="0" w:color="000000"/>
+              <w:left w:val="single" w:sz="4" w:space="0" w:color="000000"/>
+              <w:bottom w:val="single" w:sz="4" w:space="0" w:color="000000"/>
+              <w:right w:val="single" w:sz="4" w:space="0" w:color="000000"/>
+            </w:tcBorders>
+          </w:tcPr>
           <w:p>
             <w:pPr>
               <w:pStyle w:val="Compact"/>
@@ -1653,7 +2241,14 @@
           <w:tblHeader w:val="on"/>
         </w:trPr>
         <w:tc>
-          <w:tcPr/>
+          <w:tcPr>
+            <w:tcBorders>
+              <w:top w:val="single" w:sz="4" w:space="0" w:color="000000"/>
+              <w:left w:val="single" w:sz="4" w:space="0" w:color="000000"/>
+              <w:bottom w:val="single" w:sz="4" w:space="0" w:color="000000"/>
+              <w:right w:val="single" w:sz="4" w:space="0" w:color="000000"/>
+            </w:tcBorders>
+          </w:tcPr>
           <w:p>
             <w:pPr>
               <w:pStyle w:val="Compact"/>
@@ -1664,7 +2259,14 @@
           </w:p>
         </w:tc>
         <w:tc>
-          <w:tcPr/>
+          <w:tcPr>
+            <w:tcBorders>
+              <w:top w:val="single" w:sz="4" w:space="0" w:color="000000"/>
+              <w:left w:val="single" w:sz="4" w:space="0" w:color="000000"/>
+              <w:bottom w:val="single" w:sz="4" w:space="0" w:color="000000"/>
+              <w:right w:val="single" w:sz="4" w:space="0" w:color="000000"/>
+            </w:tcBorders>
+          </w:tcPr>
           <w:p>
             <w:pPr>
               <w:pStyle w:val="Compact"/>
@@ -1675,7 +2277,14 @@
           </w:p>
         </w:tc>
         <w:tc>
-          <w:tcPr/>
+          <w:tcPr>
+            <w:tcBorders>
+              <w:top w:val="single" w:sz="4" w:space="0" w:color="000000"/>
+              <w:left w:val="single" w:sz="4" w:space="0" w:color="000000"/>
+              <w:bottom w:val="single" w:sz="4" w:space="0" w:color="000000"/>
+              <w:right w:val="single" w:sz="4" w:space="0" w:color="000000"/>
+            </w:tcBorders>
+          </w:tcPr>
           <w:p>
             <w:pPr>
               <w:pStyle w:val="Compact"/>
@@ -1688,7 +2297,14 @@
       </w:tr>
       <w:tr>
         <w:tc>
-          <w:tcPr/>
+          <w:tcPr>
+            <w:tcBorders>
+              <w:top w:val="single" w:sz="4" w:space="0" w:color="000000"/>
+              <w:left w:val="single" w:sz="4" w:space="0" w:color="000000"/>
+              <w:bottom w:val="single" w:sz="4" w:space="0" w:color="000000"/>
+              <w:right w:val="single" w:sz="4" w:space="0" w:color="000000"/>
+            </w:tcBorders>
+          </w:tcPr>
           <w:p>
             <w:pPr>
               <w:pStyle w:val="Compact"/>
@@ -1699,25 +2315,46 @@
           </w:p>
         </w:tc>
         <w:tc>
-          <w:tcPr/>
-          <w:p>
-            <w:pPr>
-              <w:pStyle w:val="Compact"/>
-            </w:pPr>
-          </w:p>
-        </w:tc>
-        <w:tc>
-          <w:tcPr/>
-          <w:p>
-            <w:pPr>
-              <w:pStyle w:val="Compact"/>
-            </w:pPr>
-          </w:p>
-        </w:tc>
-      </w:tr>
-      <w:tr>
-        <w:tc>
-          <w:tcPr/>
+          <w:tcPr>
+            <w:tcBorders>
+              <w:top w:val="single" w:sz="4" w:space="0" w:color="000000"/>
+              <w:left w:val="single" w:sz="4" w:space="0" w:color="000000"/>
+              <w:bottom w:val="single" w:sz="4" w:space="0" w:color="000000"/>
+              <w:right w:val="single" w:sz="4" w:space="0" w:color="000000"/>
+            </w:tcBorders>
+          </w:tcPr>
+          <w:p>
+            <w:pPr>
+              <w:pStyle w:val="Compact"/>
+            </w:pPr>
+          </w:p>
+        </w:tc>
+        <w:tc>
+          <w:tcPr>
+            <w:tcBorders>
+              <w:top w:val="single" w:sz="4" w:space="0" w:color="000000"/>
+              <w:left w:val="single" w:sz="4" w:space="0" w:color="000000"/>
+              <w:bottom w:val="single" w:sz="4" w:space="0" w:color="000000"/>
+              <w:right w:val="single" w:sz="4" w:space="0" w:color="000000"/>
+            </w:tcBorders>
+          </w:tcPr>
+          <w:p>
+            <w:pPr>
+              <w:pStyle w:val="Compact"/>
+            </w:pPr>
+          </w:p>
+        </w:tc>
+      </w:tr>
+      <w:tr>
+        <w:tc>
+          <w:tcPr>
+            <w:tcBorders>
+              <w:top w:val="single" w:sz="4" w:space="0" w:color="000000"/>
+              <w:left w:val="single" w:sz="4" w:space="0" w:color="000000"/>
+              <w:bottom w:val="single" w:sz="4" w:space="0" w:color="000000"/>
+              <w:right w:val="single" w:sz="4" w:space="0" w:color="000000"/>
+            </w:tcBorders>
+          </w:tcPr>
           <w:p>
             <w:pPr>
               <w:pStyle w:val="Compact"/>
@@ -1728,25 +2365,46 @@
           </w:p>
         </w:tc>
         <w:tc>
-          <w:tcPr/>
-          <w:p>
-            <w:pPr>
-              <w:pStyle w:val="Compact"/>
-            </w:pPr>
-          </w:p>
-        </w:tc>
-        <w:tc>
-          <w:tcPr/>
-          <w:p>
-            <w:pPr>
-              <w:pStyle w:val="Compact"/>
-            </w:pPr>
-          </w:p>
-        </w:tc>
-      </w:tr>
-      <w:tr>
-        <w:tc>
-          <w:tcPr/>
+          <w:tcPr>
+            <w:tcBorders>
+              <w:top w:val="single" w:sz="4" w:space="0" w:color="000000"/>
+              <w:left w:val="single" w:sz="4" w:space="0" w:color="000000"/>
+              <w:bottom w:val="single" w:sz="4" w:space="0" w:color="000000"/>
+              <w:right w:val="single" w:sz="4" w:space="0" w:color="000000"/>
+            </w:tcBorders>
+          </w:tcPr>
+          <w:p>
+            <w:pPr>
+              <w:pStyle w:val="Compact"/>
+            </w:pPr>
+          </w:p>
+        </w:tc>
+        <w:tc>
+          <w:tcPr>
+            <w:tcBorders>
+              <w:top w:val="single" w:sz="4" w:space="0" w:color="000000"/>
+              <w:left w:val="single" w:sz="4" w:space="0" w:color="000000"/>
+              <w:bottom w:val="single" w:sz="4" w:space="0" w:color="000000"/>
+              <w:right w:val="single" w:sz="4" w:space="0" w:color="000000"/>
+            </w:tcBorders>
+          </w:tcPr>
+          <w:p>
+            <w:pPr>
+              <w:pStyle w:val="Compact"/>
+            </w:pPr>
+          </w:p>
+        </w:tc>
+      </w:tr>
+      <w:tr>
+        <w:tc>
+          <w:tcPr>
+            <w:tcBorders>
+              <w:top w:val="single" w:sz="4" w:space="0" w:color="000000"/>
+              <w:left w:val="single" w:sz="4" w:space="0" w:color="000000"/>
+              <w:bottom w:val="single" w:sz="4" w:space="0" w:color="000000"/>
+              <w:right w:val="single" w:sz="4" w:space="0" w:color="000000"/>
+            </w:tcBorders>
+          </w:tcPr>
           <w:p>
             <w:pPr>
               <w:pStyle w:val="Compact"/>
@@ -1757,25 +2415,46 @@
           </w:p>
         </w:tc>
         <w:tc>
-          <w:tcPr/>
-          <w:p>
-            <w:pPr>
-              <w:pStyle w:val="Compact"/>
-            </w:pPr>
-          </w:p>
-        </w:tc>
-        <w:tc>
-          <w:tcPr/>
-          <w:p>
-            <w:pPr>
-              <w:pStyle w:val="Compact"/>
-            </w:pPr>
-          </w:p>
-        </w:tc>
-      </w:tr>
-      <w:tr>
-        <w:tc>
-          <w:tcPr/>
+          <w:tcPr>
+            <w:tcBorders>
+              <w:top w:val="single" w:sz="4" w:space="0" w:color="000000"/>
+              <w:left w:val="single" w:sz="4" w:space="0" w:color="000000"/>
+              <w:bottom w:val="single" w:sz="4" w:space="0" w:color="000000"/>
+              <w:right w:val="single" w:sz="4" w:space="0" w:color="000000"/>
+            </w:tcBorders>
+          </w:tcPr>
+          <w:p>
+            <w:pPr>
+              <w:pStyle w:val="Compact"/>
+            </w:pPr>
+          </w:p>
+        </w:tc>
+        <w:tc>
+          <w:tcPr>
+            <w:tcBorders>
+              <w:top w:val="single" w:sz="4" w:space="0" w:color="000000"/>
+              <w:left w:val="single" w:sz="4" w:space="0" w:color="000000"/>
+              <w:bottom w:val="single" w:sz="4" w:space="0" w:color="000000"/>
+              <w:right w:val="single" w:sz="4" w:space="0" w:color="000000"/>
+            </w:tcBorders>
+          </w:tcPr>
+          <w:p>
+            <w:pPr>
+              <w:pStyle w:val="Compact"/>
+            </w:pPr>
+          </w:p>
+        </w:tc>
+      </w:tr>
+      <w:tr>
+        <w:tc>
+          <w:tcPr>
+            <w:tcBorders>
+              <w:top w:val="single" w:sz="4" w:space="0" w:color="000000"/>
+              <w:left w:val="single" w:sz="4" w:space="0" w:color="000000"/>
+              <w:bottom w:val="single" w:sz="4" w:space="0" w:color="000000"/>
+              <w:right w:val="single" w:sz="4" w:space="0" w:color="000000"/>
+            </w:tcBorders>
+          </w:tcPr>
           <w:p>
             <w:pPr>
               <w:pStyle w:val="Compact"/>
@@ -1786,25 +2465,46 @@
           </w:p>
         </w:tc>
         <w:tc>
-          <w:tcPr/>
-          <w:p>
-            <w:pPr>
-              <w:pStyle w:val="Compact"/>
-            </w:pPr>
-          </w:p>
-        </w:tc>
-        <w:tc>
-          <w:tcPr/>
-          <w:p>
-            <w:pPr>
-              <w:pStyle w:val="Compact"/>
-            </w:pPr>
-          </w:p>
-        </w:tc>
-      </w:tr>
-      <w:tr>
-        <w:tc>
-          <w:tcPr/>
+          <w:tcPr>
+            <w:tcBorders>
+              <w:top w:val="single" w:sz="4" w:space="0" w:color="000000"/>
+              <w:left w:val="single" w:sz="4" w:space="0" w:color="000000"/>
+              <w:bottom w:val="single" w:sz="4" w:space="0" w:color="000000"/>
+              <w:right w:val="single" w:sz="4" w:space="0" w:color="000000"/>
+            </w:tcBorders>
+          </w:tcPr>
+          <w:p>
+            <w:pPr>
+              <w:pStyle w:val="Compact"/>
+            </w:pPr>
+          </w:p>
+        </w:tc>
+        <w:tc>
+          <w:tcPr>
+            <w:tcBorders>
+              <w:top w:val="single" w:sz="4" w:space="0" w:color="000000"/>
+              <w:left w:val="single" w:sz="4" w:space="0" w:color="000000"/>
+              <w:bottom w:val="single" w:sz="4" w:space="0" w:color="000000"/>
+              <w:right w:val="single" w:sz="4" w:space="0" w:color="000000"/>
+            </w:tcBorders>
+          </w:tcPr>
+          <w:p>
+            <w:pPr>
+              <w:pStyle w:val="Compact"/>
+            </w:pPr>
+          </w:p>
+        </w:tc>
+      </w:tr>
+      <w:tr>
+        <w:tc>
+          <w:tcPr>
+            <w:tcBorders>
+              <w:top w:val="single" w:sz="4" w:space="0" w:color="000000"/>
+              <w:left w:val="single" w:sz="4" w:space="0" w:color="000000"/>
+              <w:bottom w:val="single" w:sz="4" w:space="0" w:color="000000"/>
+              <w:right w:val="single" w:sz="4" w:space="0" w:color="000000"/>
+            </w:tcBorders>
+          </w:tcPr>
           <w:p>
             <w:pPr>
               <w:pStyle w:val="Compact"/>
@@ -1819,15 +2519,29 @@
           </w:p>
         </w:tc>
         <w:tc>
-          <w:tcPr/>
-          <w:p>
-            <w:pPr>
-              <w:pStyle w:val="Compact"/>
-            </w:pPr>
-          </w:p>
-        </w:tc>
-        <w:tc>
-          <w:tcPr/>
+          <w:tcPr>
+            <w:tcBorders>
+              <w:top w:val="single" w:sz="4" w:space="0" w:color="000000"/>
+              <w:left w:val="single" w:sz="4" w:space="0" w:color="000000"/>
+              <w:bottom w:val="single" w:sz="4" w:space="0" w:color="000000"/>
+              <w:right w:val="single" w:sz="4" w:space="0" w:color="000000"/>
+            </w:tcBorders>
+          </w:tcPr>
+          <w:p>
+            <w:pPr>
+              <w:pStyle w:val="Compact"/>
+            </w:pPr>
+          </w:p>
+        </w:tc>
+        <w:tc>
+          <w:tcPr>
+            <w:tcBorders>
+              <w:top w:val="single" w:sz="4" w:space="0" w:color="000000"/>
+              <w:left w:val="single" w:sz="4" w:space="0" w:color="000000"/>
+              <w:bottom w:val="single" w:sz="4" w:space="0" w:color="000000"/>
+              <w:right w:val="single" w:sz="4" w:space="0" w:color="000000"/>
+            </w:tcBorders>
+          </w:tcPr>
           <w:p>
             <w:pPr>
               <w:pStyle w:val="Compact"/>
@@ -1863,7 +2577,14 @@
           <w:tblHeader w:val="on"/>
         </w:trPr>
         <w:tc>
-          <w:tcPr/>
+          <w:tcPr>
+            <w:tcBorders>
+              <w:top w:val="single" w:sz="4" w:space="0" w:color="000000"/>
+              <w:left w:val="single" w:sz="4" w:space="0" w:color="000000"/>
+              <w:bottom w:val="single" w:sz="4" w:space="0" w:color="000000"/>
+              <w:right w:val="single" w:sz="4" w:space="0" w:color="000000"/>
+            </w:tcBorders>
+          </w:tcPr>
           <w:p>
             <w:pPr>
               <w:pStyle w:val="Compact"/>
@@ -1874,7 +2595,14 @@
           </w:p>
         </w:tc>
         <w:tc>
-          <w:tcPr/>
+          <w:tcPr>
+            <w:tcBorders>
+              <w:top w:val="single" w:sz="4" w:space="0" w:color="000000"/>
+              <w:left w:val="single" w:sz="4" w:space="0" w:color="000000"/>
+              <w:bottom w:val="single" w:sz="4" w:space="0" w:color="000000"/>
+              <w:right w:val="single" w:sz="4" w:space="0" w:color="000000"/>
+            </w:tcBorders>
+          </w:tcPr>
           <w:p>
             <w:pPr>
               <w:pStyle w:val="Compact"/>
@@ -1885,7 +2613,14 @@
           </w:p>
         </w:tc>
         <w:tc>
-          <w:tcPr/>
+          <w:tcPr>
+            <w:tcBorders>
+              <w:top w:val="single" w:sz="4" w:space="0" w:color="000000"/>
+              <w:left w:val="single" w:sz="4" w:space="0" w:color="000000"/>
+              <w:bottom w:val="single" w:sz="4" w:space="0" w:color="000000"/>
+              <w:right w:val="single" w:sz="4" w:space="0" w:color="000000"/>
+            </w:tcBorders>
+          </w:tcPr>
           <w:p>
             <w:pPr>
               <w:pStyle w:val="Compact"/>
@@ -1898,85 +2633,155 @@
       </w:tr>
       <w:tr>
         <w:tc>
-          <w:tcPr/>
-          <w:p>
-            <w:pPr>
-              <w:pStyle w:val="Compact"/>
-            </w:pPr>
-          </w:p>
-        </w:tc>
-        <w:tc>
-          <w:tcPr/>
-          <w:p>
-            <w:pPr>
-              <w:pStyle w:val="Compact"/>
-            </w:pPr>
-          </w:p>
-        </w:tc>
-        <w:tc>
-          <w:tcPr/>
-          <w:p>
-            <w:pPr>
-              <w:pStyle w:val="Compact"/>
-            </w:pPr>
-          </w:p>
-        </w:tc>
-      </w:tr>
-      <w:tr>
-        <w:tc>
-          <w:tcPr/>
-          <w:p>
-            <w:pPr>
-              <w:pStyle w:val="Compact"/>
-            </w:pPr>
-          </w:p>
-        </w:tc>
-        <w:tc>
-          <w:tcPr/>
-          <w:p>
-            <w:pPr>
-              <w:pStyle w:val="Compact"/>
-            </w:pPr>
-          </w:p>
-        </w:tc>
-        <w:tc>
-          <w:tcPr/>
-          <w:p>
-            <w:pPr>
-              <w:pStyle w:val="Compact"/>
-            </w:pPr>
-          </w:p>
-        </w:tc>
-      </w:tr>
-      <w:tr>
-        <w:tc>
-          <w:tcPr/>
-          <w:p>
-            <w:pPr>
-              <w:pStyle w:val="Compact"/>
-            </w:pPr>
-          </w:p>
-        </w:tc>
-        <w:tc>
-          <w:tcPr/>
-          <w:p>
-            <w:pPr>
-              <w:pStyle w:val="Compact"/>
-            </w:pPr>
-          </w:p>
-        </w:tc>
-        <w:tc>
-          <w:tcPr/>
-          <w:p>
-            <w:pPr>
-              <w:pStyle w:val="Compact"/>
-            </w:pPr>
-          </w:p>
-        </w:tc>
-      </w:tr>
-      <w:tr>
-        <w:tc>
-          <w:tcPr/>
+          <w:tcPr>
+            <w:tcBorders>
+              <w:top w:val="single" w:sz="4" w:space="0" w:color="000000"/>
+              <w:left w:val="single" w:sz="4" w:space="0" w:color="000000"/>
+              <w:bottom w:val="single" w:sz="4" w:space="0" w:color="000000"/>
+              <w:right w:val="single" w:sz="4" w:space="0" w:color="000000"/>
+            </w:tcBorders>
+          </w:tcPr>
+          <w:p>
+            <w:pPr>
+              <w:pStyle w:val="Compact"/>
+            </w:pPr>
+          </w:p>
+        </w:tc>
+        <w:tc>
+          <w:tcPr>
+            <w:tcBorders>
+              <w:top w:val="single" w:sz="4" w:space="0" w:color="000000"/>
+              <w:left w:val="single" w:sz="4" w:space="0" w:color="000000"/>
+              <w:bottom w:val="single" w:sz="4" w:space="0" w:color="000000"/>
+              <w:right w:val="single" w:sz="4" w:space="0" w:color="000000"/>
+            </w:tcBorders>
+          </w:tcPr>
+          <w:p>
+            <w:pPr>
+              <w:pStyle w:val="Compact"/>
+            </w:pPr>
+          </w:p>
+        </w:tc>
+        <w:tc>
+          <w:tcPr>
+            <w:tcBorders>
+              <w:top w:val="single" w:sz="4" w:space="0" w:color="000000"/>
+              <w:left w:val="single" w:sz="4" w:space="0" w:color="000000"/>
+              <w:bottom w:val="single" w:sz="4" w:space="0" w:color="000000"/>
+              <w:right w:val="single" w:sz="4" w:space="0" w:color="000000"/>
+            </w:tcBorders>
+          </w:tcPr>
+          <w:p>
+            <w:pPr>
+              <w:pStyle w:val="Compact"/>
+            </w:pPr>
+          </w:p>
+        </w:tc>
+      </w:tr>
+      <w:tr>
+        <w:tc>
+          <w:tcPr>
+            <w:tcBorders>
+              <w:top w:val="single" w:sz="4" w:space="0" w:color="000000"/>
+              <w:left w:val="single" w:sz="4" w:space="0" w:color="000000"/>
+              <w:bottom w:val="single" w:sz="4" w:space="0" w:color="000000"/>
+              <w:right w:val="single" w:sz="4" w:space="0" w:color="000000"/>
+            </w:tcBorders>
+          </w:tcPr>
+          <w:p>
+            <w:pPr>
+              <w:pStyle w:val="Compact"/>
+            </w:pPr>
+          </w:p>
+        </w:tc>
+        <w:tc>
+          <w:tcPr>
+            <w:tcBorders>
+              <w:top w:val="single" w:sz="4" w:space="0" w:color="000000"/>
+              <w:left w:val="single" w:sz="4" w:space="0" w:color="000000"/>
+              <w:bottom w:val="single" w:sz="4" w:space="0" w:color="000000"/>
+              <w:right w:val="single" w:sz="4" w:space="0" w:color="000000"/>
+            </w:tcBorders>
+          </w:tcPr>
+          <w:p>
+            <w:pPr>
+              <w:pStyle w:val="Compact"/>
+            </w:pPr>
+          </w:p>
+        </w:tc>
+        <w:tc>
+          <w:tcPr>
+            <w:tcBorders>
+              <w:top w:val="single" w:sz="4" w:space="0" w:color="000000"/>
+              <w:left w:val="single" w:sz="4" w:space="0" w:color="000000"/>
+              <w:bottom w:val="single" w:sz="4" w:space="0" w:color="000000"/>
+              <w:right w:val="single" w:sz="4" w:space="0" w:color="000000"/>
+            </w:tcBorders>
+          </w:tcPr>
+          <w:p>
+            <w:pPr>
+              <w:pStyle w:val="Compact"/>
+            </w:pPr>
+          </w:p>
+        </w:tc>
+      </w:tr>
+      <w:tr>
+        <w:tc>
+          <w:tcPr>
+            <w:tcBorders>
+              <w:top w:val="single" w:sz="4" w:space="0" w:color="000000"/>
+              <w:left w:val="single" w:sz="4" w:space="0" w:color="000000"/>
+              <w:bottom w:val="single" w:sz="4" w:space="0" w:color="000000"/>
+              <w:right w:val="single" w:sz="4" w:space="0" w:color="000000"/>
+            </w:tcBorders>
+          </w:tcPr>
+          <w:p>
+            <w:pPr>
+              <w:pStyle w:val="Compact"/>
+            </w:pPr>
+          </w:p>
+        </w:tc>
+        <w:tc>
+          <w:tcPr>
+            <w:tcBorders>
+              <w:top w:val="single" w:sz="4" w:space="0" w:color="000000"/>
+              <w:left w:val="single" w:sz="4" w:space="0" w:color="000000"/>
+              <w:bottom w:val="single" w:sz="4" w:space="0" w:color="000000"/>
+              <w:right w:val="single" w:sz="4" w:space="0" w:color="000000"/>
+            </w:tcBorders>
+          </w:tcPr>
+          <w:p>
+            <w:pPr>
+              <w:pStyle w:val="Compact"/>
+            </w:pPr>
+          </w:p>
+        </w:tc>
+        <w:tc>
+          <w:tcPr>
+            <w:tcBorders>
+              <w:top w:val="single" w:sz="4" w:space="0" w:color="000000"/>
+              <w:left w:val="single" w:sz="4" w:space="0" w:color="000000"/>
+              <w:bottom w:val="single" w:sz="4" w:space="0" w:color="000000"/>
+              <w:right w:val="single" w:sz="4" w:space="0" w:color="000000"/>
+            </w:tcBorders>
+          </w:tcPr>
+          <w:p>
+            <w:pPr>
+              <w:pStyle w:val="Compact"/>
+            </w:pPr>
+          </w:p>
+        </w:tc>
+      </w:tr>
+      <w:tr>
+        <w:tc>
+          <w:tcPr>
+            <w:tcBorders>
+              <w:top w:val="single" w:sz="4" w:space="0" w:color="000000"/>
+              <w:left w:val="single" w:sz="4" w:space="0" w:color="000000"/>
+              <w:bottom w:val="single" w:sz="4" w:space="0" w:color="000000"/>
+              <w:right w:val="single" w:sz="4" w:space="0" w:color="000000"/>
+            </w:tcBorders>
+          </w:tcPr>
           <w:p>
             <w:pPr>
               <w:pStyle w:val="Compact"/>
@@ -1991,15 +2796,29 @@
           </w:p>
         </w:tc>
         <w:tc>
-          <w:tcPr/>
-          <w:p>
-            <w:pPr>
-              <w:pStyle w:val="Compact"/>
-            </w:pPr>
-          </w:p>
-        </w:tc>
-        <w:tc>
-          <w:tcPr/>
+          <w:tcPr>
+            <w:tcBorders>
+              <w:top w:val="single" w:sz="4" w:space="0" w:color="000000"/>
+              <w:left w:val="single" w:sz="4" w:space="0" w:color="000000"/>
+              <w:bottom w:val="single" w:sz="4" w:space="0" w:color="000000"/>
+              <w:right w:val="single" w:sz="4" w:space="0" w:color="000000"/>
+            </w:tcBorders>
+          </w:tcPr>
+          <w:p>
+            <w:pPr>
+              <w:pStyle w:val="Compact"/>
+            </w:pPr>
+          </w:p>
+        </w:tc>
+        <w:tc>
+          <w:tcPr>
+            <w:tcBorders>
+              <w:top w:val="single" w:sz="4" w:space="0" w:color="000000"/>
+              <w:left w:val="single" w:sz="4" w:space="0" w:color="000000"/>
+              <w:bottom w:val="single" w:sz="4" w:space="0" w:color="000000"/>
+              <w:right w:val="single" w:sz="4" w:space="0" w:color="000000"/>
+            </w:tcBorders>
+          </w:tcPr>
           <w:p>
             <w:pPr>
               <w:pStyle w:val="Compact"/>
@@ -2034,15 +2853,29 @@
           <w:tblHeader w:val="on"/>
         </w:trPr>
         <w:tc>
-          <w:tcPr/>
-          <w:p>
-            <w:pPr>
-              <w:pStyle w:val="Compact"/>
-            </w:pPr>
-          </w:p>
-        </w:tc>
-        <w:tc>
-          <w:tcPr/>
+          <w:tcPr>
+            <w:tcBorders>
+              <w:top w:val="single" w:sz="4" w:space="0" w:color="000000"/>
+              <w:left w:val="single" w:sz="4" w:space="0" w:color="000000"/>
+              <w:bottom w:val="single" w:sz="4" w:space="0" w:color="000000"/>
+              <w:right w:val="single" w:sz="4" w:space="0" w:color="000000"/>
+            </w:tcBorders>
+          </w:tcPr>
+          <w:p>
+            <w:pPr>
+              <w:pStyle w:val="Compact"/>
+            </w:pPr>
+          </w:p>
+        </w:tc>
+        <w:tc>
+          <w:tcPr>
+            <w:tcBorders>
+              <w:top w:val="single" w:sz="4" w:space="0" w:color="000000"/>
+              <w:left w:val="single" w:sz="4" w:space="0" w:color="000000"/>
+              <w:bottom w:val="single" w:sz="4" w:space="0" w:color="000000"/>
+              <w:right w:val="single" w:sz="4" w:space="0" w:color="000000"/>
+            </w:tcBorders>
+          </w:tcPr>
           <w:p>
             <w:pPr>
               <w:pStyle w:val="Compact"/>
@@ -2055,7 +2888,14 @@
       </w:tr>
       <w:tr>
         <w:tc>
-          <w:tcPr/>
+          <w:tcPr>
+            <w:tcBorders>
+              <w:top w:val="single" w:sz="4" w:space="0" w:color="000000"/>
+              <w:left w:val="single" w:sz="4" w:space="0" w:color="000000"/>
+              <w:bottom w:val="single" w:sz="4" w:space="0" w:color="000000"/>
+              <w:right w:val="single" w:sz="4" w:space="0" w:color="000000"/>
+            </w:tcBorders>
+          </w:tcPr>
           <w:p>
             <w:pPr>
               <w:pStyle w:val="Compact"/>
@@ -2066,17 +2906,31 @@
           </w:p>
         </w:tc>
         <w:tc>
-          <w:tcPr/>
-          <w:p>
-            <w:pPr>
-              <w:pStyle w:val="Compact"/>
-            </w:pPr>
-          </w:p>
-        </w:tc>
-      </w:tr>
-      <w:tr>
-        <w:tc>
-          <w:tcPr/>
+          <w:tcPr>
+            <w:tcBorders>
+              <w:top w:val="single" w:sz="4" w:space="0" w:color="000000"/>
+              <w:left w:val="single" w:sz="4" w:space="0" w:color="000000"/>
+              <w:bottom w:val="single" w:sz="4" w:space="0" w:color="000000"/>
+              <w:right w:val="single" w:sz="4" w:space="0" w:color="000000"/>
+            </w:tcBorders>
+          </w:tcPr>
+          <w:p>
+            <w:pPr>
+              <w:pStyle w:val="Compact"/>
+            </w:pPr>
+          </w:p>
+        </w:tc>
+      </w:tr>
+      <w:tr>
+        <w:tc>
+          <w:tcPr>
+            <w:tcBorders>
+              <w:top w:val="single" w:sz="4" w:space="0" w:color="000000"/>
+              <w:left w:val="single" w:sz="4" w:space="0" w:color="000000"/>
+              <w:bottom w:val="single" w:sz="4" w:space="0" w:color="000000"/>
+              <w:right w:val="single" w:sz="4" w:space="0" w:color="000000"/>
+            </w:tcBorders>
+          </w:tcPr>
           <w:p>
             <w:pPr>
               <w:pStyle w:val="Compact"/>
@@ -2087,17 +2941,31 @@
           </w:p>
         </w:tc>
         <w:tc>
-          <w:tcPr/>
-          <w:p>
-            <w:pPr>
-              <w:pStyle w:val="Compact"/>
-            </w:pPr>
-          </w:p>
-        </w:tc>
-      </w:tr>
-      <w:tr>
-        <w:tc>
-          <w:tcPr/>
+          <w:tcPr>
+            <w:tcBorders>
+              <w:top w:val="single" w:sz="4" w:space="0" w:color="000000"/>
+              <w:left w:val="single" w:sz="4" w:space="0" w:color="000000"/>
+              <w:bottom w:val="single" w:sz="4" w:space="0" w:color="000000"/>
+              <w:right w:val="single" w:sz="4" w:space="0" w:color="000000"/>
+            </w:tcBorders>
+          </w:tcPr>
+          <w:p>
+            <w:pPr>
+              <w:pStyle w:val="Compact"/>
+            </w:pPr>
+          </w:p>
+        </w:tc>
+      </w:tr>
+      <w:tr>
+        <w:tc>
+          <w:tcPr>
+            <w:tcBorders>
+              <w:top w:val="single" w:sz="4" w:space="0" w:color="000000"/>
+              <w:left w:val="single" w:sz="4" w:space="0" w:color="000000"/>
+              <w:bottom w:val="single" w:sz="4" w:space="0" w:color="000000"/>
+              <w:right w:val="single" w:sz="4" w:space="0" w:color="000000"/>
+            </w:tcBorders>
+          </w:tcPr>
           <w:p>
             <w:pPr>
               <w:pStyle w:val="Compact"/>
@@ -2112,17 +2980,31 @@
           </w:p>
         </w:tc>
         <w:tc>
-          <w:tcPr/>
-          <w:p>
-            <w:pPr>
-              <w:pStyle w:val="Compact"/>
-            </w:pPr>
-          </w:p>
-        </w:tc>
-      </w:tr>
-      <w:tr>
-        <w:tc>
-          <w:tcPr/>
+          <w:tcPr>
+            <w:tcBorders>
+              <w:top w:val="single" w:sz="4" w:space="0" w:color="000000"/>
+              <w:left w:val="single" w:sz="4" w:space="0" w:color="000000"/>
+              <w:bottom w:val="single" w:sz="4" w:space="0" w:color="000000"/>
+              <w:right w:val="single" w:sz="4" w:space="0" w:color="000000"/>
+            </w:tcBorders>
+          </w:tcPr>
+          <w:p>
+            <w:pPr>
+              <w:pStyle w:val="Compact"/>
+            </w:pPr>
+          </w:p>
+        </w:tc>
+      </w:tr>
+      <w:tr>
+        <w:tc>
+          <w:tcPr>
+            <w:tcBorders>
+              <w:top w:val="single" w:sz="4" w:space="0" w:color="000000"/>
+              <w:left w:val="single" w:sz="4" w:space="0" w:color="000000"/>
+              <w:bottom w:val="single" w:sz="4" w:space="0" w:color="000000"/>
+              <w:right w:val="single" w:sz="4" w:space="0" w:color="000000"/>
+            </w:tcBorders>
+          </w:tcPr>
           <w:p>
             <w:pPr>
               <w:pStyle w:val="Compact"/>
@@ -2133,7 +3015,14 @@
           </w:p>
         </w:tc>
         <w:tc>
-          <w:tcPr/>
+          <w:tcPr>
+            <w:tcBorders>
+              <w:top w:val="single" w:sz="4" w:space="0" w:color="000000"/>
+              <w:left w:val="single" w:sz="4" w:space="0" w:color="000000"/>
+              <w:bottom w:val="single" w:sz="4" w:space="0" w:color="000000"/>
+              <w:right w:val="single" w:sz="4" w:space="0" w:color="000000"/>
+            </w:tcBorders>
+          </w:tcPr>
           <w:p>
             <w:pPr>
               <w:pStyle w:val="Compact"/>
@@ -2212,7 +3101,14 @@
           <w:tblHeader w:val="on"/>
         </w:trPr>
         <w:tc>
-          <w:tcPr/>
+          <w:tcPr>
+            <w:tcBorders>
+              <w:top w:val="single" w:sz="4" w:space="0" w:color="000000"/>
+              <w:left w:val="single" w:sz="4" w:space="0" w:color="000000"/>
+              <w:bottom w:val="single" w:sz="4" w:space="0" w:color="000000"/>
+              <w:right w:val="single" w:sz="4" w:space="0" w:color="000000"/>
+            </w:tcBorders>
+          </w:tcPr>
           <w:p>
             <w:pPr>
               <w:pStyle w:val="Compact"/>
@@ -2223,7 +3119,14 @@
           </w:p>
         </w:tc>
         <w:tc>
-          <w:tcPr/>
+          <w:tcPr>
+            <w:tcBorders>
+              <w:top w:val="single" w:sz="4" w:space="0" w:color="000000"/>
+              <w:left w:val="single" w:sz="4" w:space="0" w:color="000000"/>
+              <w:bottom w:val="single" w:sz="4" w:space="0" w:color="000000"/>
+              <w:right w:val="single" w:sz="4" w:space="0" w:color="000000"/>
+            </w:tcBorders>
+          </w:tcPr>
           <w:p>
             <w:pPr>
               <w:pStyle w:val="Compact"/>
@@ -2234,7 +3137,14 @@
           </w:p>
         </w:tc>
         <w:tc>
-          <w:tcPr/>
+          <w:tcPr>
+            <w:tcBorders>
+              <w:top w:val="single" w:sz="4" w:space="0" w:color="000000"/>
+              <w:left w:val="single" w:sz="4" w:space="0" w:color="000000"/>
+              <w:bottom w:val="single" w:sz="4" w:space="0" w:color="000000"/>
+              <w:right w:val="single" w:sz="4" w:space="0" w:color="000000"/>
+            </w:tcBorders>
+          </w:tcPr>
           <w:p>
             <w:pPr>
               <w:pStyle w:val="Compact"/>
@@ -2247,75 +3157,138 @@
       </w:tr>
       <w:tr>
         <w:tc>
-          <w:tcPr/>
-          <w:p>
-            <w:pPr>
-              <w:pStyle w:val="Compact"/>
-            </w:pPr>
-          </w:p>
-        </w:tc>
-        <w:tc>
-          <w:tcPr/>
-          <w:p>
-            <w:pPr>
-              <w:pStyle w:val="Compact"/>
-            </w:pPr>
-          </w:p>
-        </w:tc>
-        <w:tc>
-          <w:tcPr/>
-          <w:p>
-            <w:pPr>
-              <w:pStyle w:val="Compact"/>
-            </w:pPr>
-          </w:p>
-        </w:tc>
-      </w:tr>
-      <w:tr>
-        <w:tc>
-          <w:tcPr/>
-          <w:p>
-            <w:pPr>
-              <w:pStyle w:val="Compact"/>
-            </w:pPr>
-          </w:p>
-        </w:tc>
-        <w:tc>
-          <w:tcPr/>
-          <w:p>
-            <w:pPr>
-              <w:pStyle w:val="Compact"/>
-            </w:pPr>
-          </w:p>
-        </w:tc>
-        <w:tc>
-          <w:tcPr/>
-          <w:p>
-            <w:pPr>
-              <w:pStyle w:val="Compact"/>
-            </w:pPr>
-          </w:p>
-        </w:tc>
-      </w:tr>
-      <w:tr>
-        <w:tc>
-          <w:tcPr/>
-          <w:p>
-            <w:pPr>
-              <w:pStyle w:val="Compact"/>
-            </w:pPr>
-          </w:p>
-        </w:tc>
-        <w:tc>
-          <w:tcPr/>
-          <w:p>
-            <w:pPr>
-              <w:pStyle w:val="Compact"/>
-            </w:pPr>
-          </w:p>
-        </w:tc>
-        <w:tc>
-          <w:tcPr/>
+          <w:tcPr>
+            <w:tcBorders>
+              <w:top w:val="single" w:sz="4" w:space="0" w:color="000000"/>
+              <w:left w:val="single" w:sz="4" w:space="0" w:color="000000"/>
+              <w:bottom w:val="single" w:sz="4" w:space="0" w:color="000000"/>
+              <w:right w:val="single" w:sz="4" w:space="0" w:color="000000"/>
+            </w:tcBorders>
+          </w:tcPr>
+          <w:p>
+            <w:pPr>
+              <w:pStyle w:val="Compact"/>
+            </w:pPr>
+          </w:p>
+        </w:tc>
+        <w:tc>
+          <w:tcPr>
+            <w:tcBorders>
+              <w:top w:val="single" w:sz="4" w:space="0" w:color="000000"/>
+              <w:left w:val="single" w:sz="4" w:space="0" w:color="000000"/>
+              <w:bottom w:val="single" w:sz="4" w:space="0" w:color="000000"/>
+              <w:right w:val="single" w:sz="4" w:space="0" w:color="000000"/>
+            </w:tcBorders>
+          </w:tcPr>
+          <w:p>
+            <w:pPr>
+              <w:pStyle w:val="Compact"/>
+            </w:pPr>
+          </w:p>
+        </w:tc>
+        <w:tc>
+          <w:tcPr>
+            <w:tcBorders>
+              <w:top w:val="single" w:sz="4" w:space="0" w:color="000000"/>
+              <w:left w:val="single" w:sz="4" w:space="0" w:color="000000"/>
+              <w:bottom w:val="single" w:sz="4" w:space="0" w:color="000000"/>
+              <w:right w:val="single" w:sz="4" w:space="0" w:color="000000"/>
+            </w:tcBorders>
+          </w:tcPr>
+          <w:p>
+            <w:pPr>
+              <w:pStyle w:val="Compact"/>
+            </w:pPr>
+          </w:p>
+        </w:tc>
+      </w:tr>
+      <w:tr>
+        <w:tc>
+          <w:tcPr>
+            <w:tcBorders>
+              <w:top w:val="single" w:sz="4" w:space="0" w:color="000000"/>
+              <w:left w:val="single" w:sz="4" w:space="0" w:color="000000"/>
+              <w:bottom w:val="single" w:sz="4" w:space="0" w:color="000000"/>
+              <w:right w:val="single" w:sz="4" w:space="0" w:color="000000"/>
+            </w:tcBorders>
+          </w:tcPr>
+          <w:p>
+            <w:pPr>
+              <w:pStyle w:val="Compact"/>
+            </w:pPr>
+          </w:p>
+        </w:tc>
+        <w:tc>
+          <w:tcPr>
+            <w:tcBorders>
+              <w:top w:val="single" w:sz="4" w:space="0" w:color="000000"/>
+              <w:left w:val="single" w:sz="4" w:space="0" w:color="000000"/>
+              <w:bottom w:val="single" w:sz="4" w:space="0" w:color="000000"/>
+              <w:right w:val="single" w:sz="4" w:space="0" w:color="000000"/>
+            </w:tcBorders>
+          </w:tcPr>
+          <w:p>
+            <w:pPr>
+              <w:pStyle w:val="Compact"/>
+            </w:pPr>
+          </w:p>
+        </w:tc>
+        <w:tc>
+          <w:tcPr>
+            <w:tcBorders>
+              <w:top w:val="single" w:sz="4" w:space="0" w:color="000000"/>
+              <w:left w:val="single" w:sz="4" w:space="0" w:color="000000"/>
+              <w:bottom w:val="single" w:sz="4" w:space="0" w:color="000000"/>
+              <w:right w:val="single" w:sz="4" w:space="0" w:color="000000"/>
+            </w:tcBorders>
+          </w:tcPr>
+          <w:p>
+            <w:pPr>
+              <w:pStyle w:val="Compact"/>
+            </w:pPr>
+          </w:p>
+        </w:tc>
+      </w:tr>
+      <w:tr>
+        <w:tc>
+          <w:tcPr>
+            <w:tcBorders>
+              <w:top w:val="single" w:sz="4" w:space="0" w:color="000000"/>
+              <w:left w:val="single" w:sz="4" w:space="0" w:color="000000"/>
+              <w:bottom w:val="single" w:sz="4" w:space="0" w:color="000000"/>
+              <w:right w:val="single" w:sz="4" w:space="0" w:color="000000"/>
+            </w:tcBorders>
+          </w:tcPr>
+          <w:p>
+            <w:pPr>
+              <w:pStyle w:val="Compact"/>
+            </w:pPr>
+          </w:p>
+        </w:tc>
+        <w:tc>
+          <w:tcPr>
+            <w:tcBorders>
+              <w:top w:val="single" w:sz="4" w:space="0" w:color="000000"/>
+              <w:left w:val="single" w:sz="4" w:space="0" w:color="000000"/>
+              <w:bottom w:val="single" w:sz="4" w:space="0" w:color="000000"/>
+              <w:right w:val="single" w:sz="4" w:space="0" w:color="000000"/>
+            </w:tcBorders>
+          </w:tcPr>
+          <w:p>
+            <w:pPr>
+              <w:pStyle w:val="Compact"/>
+            </w:pPr>
+          </w:p>
+        </w:tc>
+        <w:tc>
+          <w:tcPr>
+            <w:tcBorders>
+              <w:top w:val="single" w:sz="4" w:space="0" w:color="000000"/>
+              <w:left w:val="single" w:sz="4" w:space="0" w:color="000000"/>
+              <w:bottom w:val="single" w:sz="4" w:space="0" w:color="000000"/>
+              <w:right w:val="single" w:sz="4" w:space="0" w:color="000000"/>
+            </w:tcBorders>
+          </w:tcPr>
           <w:p>
             <w:pPr>
               <w:pStyle w:val="Compact"/>
@@ -2411,7 +3384,14 @@
           <w:tblHeader w:val="on"/>
         </w:trPr>
         <w:tc>
-          <w:tcPr/>
+          <w:tcPr>
+            <w:tcBorders>
+              <w:top w:val="single" w:sz="4" w:space="0" w:color="000000"/>
+              <w:left w:val="single" w:sz="4" w:space="0" w:color="000000"/>
+              <w:bottom w:val="single" w:sz="4" w:space="0" w:color="000000"/>
+              <w:right w:val="single" w:sz="4" w:space="0" w:color="000000"/>
+            </w:tcBorders>
+          </w:tcPr>
           <w:p>
             <w:pPr>
               <w:pStyle w:val="Compact"/>
@@ -2422,7 +3402,14 @@
           </w:p>
         </w:tc>
         <w:tc>
-          <w:tcPr/>
+          <w:tcPr>
+            <w:tcBorders>
+              <w:top w:val="single" w:sz="4" w:space="0" w:color="000000"/>
+              <w:left w:val="single" w:sz="4" w:space="0" w:color="000000"/>
+              <w:bottom w:val="single" w:sz="4" w:space="0" w:color="000000"/>
+              <w:right w:val="single" w:sz="4" w:space="0" w:color="000000"/>
+            </w:tcBorders>
+          </w:tcPr>
           <w:p>
             <w:pPr>
               <w:pStyle w:val="Compact"/>
@@ -2433,7 +3420,14 @@
           </w:p>
         </w:tc>
         <w:tc>
-          <w:tcPr/>
+          <w:tcPr>
+            <w:tcBorders>
+              <w:top w:val="single" w:sz="4" w:space="0" w:color="000000"/>
+              <w:left w:val="single" w:sz="4" w:space="0" w:color="000000"/>
+              <w:bottom w:val="single" w:sz="4" w:space="0" w:color="000000"/>
+              <w:right w:val="single" w:sz="4" w:space="0" w:color="000000"/>
+            </w:tcBorders>
+          </w:tcPr>
           <w:p>
             <w:pPr>
               <w:pStyle w:val="Compact"/>
@@ -2446,15 +3440,29 @@
       </w:tr>
       <w:tr>
         <w:tc>
-          <w:tcPr/>
-          <w:p>
-            <w:pPr>
-              <w:pStyle w:val="Compact"/>
-            </w:pPr>
-          </w:p>
-        </w:tc>
-        <w:tc>
-          <w:tcPr/>
+          <w:tcPr>
+            <w:tcBorders>
+              <w:top w:val="single" w:sz="4" w:space="0" w:color="000000"/>
+              <w:left w:val="single" w:sz="4" w:space="0" w:color="000000"/>
+              <w:bottom w:val="single" w:sz="4" w:space="0" w:color="000000"/>
+              <w:right w:val="single" w:sz="4" w:space="0" w:color="000000"/>
+            </w:tcBorders>
+          </w:tcPr>
+          <w:p>
+            <w:pPr>
+              <w:pStyle w:val="Compact"/>
+            </w:pPr>
+          </w:p>
+        </w:tc>
+        <w:tc>
+          <w:tcPr>
+            <w:tcBorders>
+              <w:top w:val="single" w:sz="4" w:space="0" w:color="000000"/>
+              <w:left w:val="single" w:sz="4" w:space="0" w:color="000000"/>
+              <w:bottom w:val="single" w:sz="4" w:space="0" w:color="000000"/>
+              <w:right w:val="single" w:sz="4" w:space="0" w:color="000000"/>
+            </w:tcBorders>
+          </w:tcPr>
           <w:p>
             <w:pPr>
               <w:pStyle w:val="Compact"/>
@@ -2465,25 +3473,46 @@
           </w:p>
         </w:tc>
         <w:tc>
-          <w:tcPr/>
-          <w:p>
-            <w:pPr>
-              <w:pStyle w:val="Compact"/>
-            </w:pPr>
-          </w:p>
-        </w:tc>
-      </w:tr>
-      <w:tr>
-        <w:tc>
-          <w:tcPr/>
-          <w:p>
-            <w:pPr>
-              <w:pStyle w:val="Compact"/>
-            </w:pPr>
-          </w:p>
-        </w:tc>
-        <w:tc>
-          <w:tcPr/>
+          <w:tcPr>
+            <w:tcBorders>
+              <w:top w:val="single" w:sz="4" w:space="0" w:color="000000"/>
+              <w:left w:val="single" w:sz="4" w:space="0" w:color="000000"/>
+              <w:bottom w:val="single" w:sz="4" w:space="0" w:color="000000"/>
+              <w:right w:val="single" w:sz="4" w:space="0" w:color="000000"/>
+            </w:tcBorders>
+          </w:tcPr>
+          <w:p>
+            <w:pPr>
+              <w:pStyle w:val="Compact"/>
+            </w:pPr>
+          </w:p>
+        </w:tc>
+      </w:tr>
+      <w:tr>
+        <w:tc>
+          <w:tcPr>
+            <w:tcBorders>
+              <w:top w:val="single" w:sz="4" w:space="0" w:color="000000"/>
+              <w:left w:val="single" w:sz="4" w:space="0" w:color="000000"/>
+              <w:bottom w:val="single" w:sz="4" w:space="0" w:color="000000"/>
+              <w:right w:val="single" w:sz="4" w:space="0" w:color="000000"/>
+            </w:tcBorders>
+          </w:tcPr>
+          <w:p>
+            <w:pPr>
+              <w:pStyle w:val="Compact"/>
+            </w:pPr>
+          </w:p>
+        </w:tc>
+        <w:tc>
+          <w:tcPr>
+            <w:tcBorders>
+              <w:top w:val="single" w:sz="4" w:space="0" w:color="000000"/>
+              <w:left w:val="single" w:sz="4" w:space="0" w:color="000000"/>
+              <w:bottom w:val="single" w:sz="4" w:space="0" w:color="000000"/>
+              <w:right w:val="single" w:sz="4" w:space="0" w:color="000000"/>
+            </w:tcBorders>
+          </w:tcPr>
           <w:p>
             <w:pPr>
               <w:pStyle w:val="Compact"/>
@@ -2494,25 +3523,46 @@
           </w:p>
         </w:tc>
         <w:tc>
-          <w:tcPr/>
-          <w:p>
-            <w:pPr>
-              <w:pStyle w:val="Compact"/>
-            </w:pPr>
-          </w:p>
-        </w:tc>
-      </w:tr>
-      <w:tr>
-        <w:tc>
-          <w:tcPr/>
-          <w:p>
-            <w:pPr>
-              <w:pStyle w:val="Compact"/>
-            </w:pPr>
-          </w:p>
-        </w:tc>
-        <w:tc>
-          <w:tcPr/>
+          <w:tcPr>
+            <w:tcBorders>
+              <w:top w:val="single" w:sz="4" w:space="0" w:color="000000"/>
+              <w:left w:val="single" w:sz="4" w:space="0" w:color="000000"/>
+              <w:bottom w:val="single" w:sz="4" w:space="0" w:color="000000"/>
+              <w:right w:val="single" w:sz="4" w:space="0" w:color="000000"/>
+            </w:tcBorders>
+          </w:tcPr>
+          <w:p>
+            <w:pPr>
+              <w:pStyle w:val="Compact"/>
+            </w:pPr>
+          </w:p>
+        </w:tc>
+      </w:tr>
+      <w:tr>
+        <w:tc>
+          <w:tcPr>
+            <w:tcBorders>
+              <w:top w:val="single" w:sz="4" w:space="0" w:color="000000"/>
+              <w:left w:val="single" w:sz="4" w:space="0" w:color="000000"/>
+              <w:bottom w:val="single" w:sz="4" w:space="0" w:color="000000"/>
+              <w:right w:val="single" w:sz="4" w:space="0" w:color="000000"/>
+            </w:tcBorders>
+          </w:tcPr>
+          <w:p>
+            <w:pPr>
+              <w:pStyle w:val="Compact"/>
+            </w:pPr>
+          </w:p>
+        </w:tc>
+        <w:tc>
+          <w:tcPr>
+            <w:tcBorders>
+              <w:top w:val="single" w:sz="4" w:space="0" w:color="000000"/>
+              <w:left w:val="single" w:sz="4" w:space="0" w:color="000000"/>
+              <w:bottom w:val="single" w:sz="4" w:space="0" w:color="000000"/>
+              <w:right w:val="single" w:sz="4" w:space="0" w:color="000000"/>
+            </w:tcBorders>
+          </w:tcPr>
           <w:p>
             <w:pPr>
               <w:pStyle w:val="Compact"/>
@@ -2523,25 +3573,46 @@
           </w:p>
         </w:tc>
         <w:tc>
-          <w:tcPr/>
-          <w:p>
-            <w:pPr>
-              <w:pStyle w:val="Compact"/>
-            </w:pPr>
-          </w:p>
-        </w:tc>
-      </w:tr>
-      <w:tr>
-        <w:tc>
-          <w:tcPr/>
-          <w:p>
-            <w:pPr>
-              <w:pStyle w:val="Compact"/>
-            </w:pPr>
-          </w:p>
-        </w:tc>
-        <w:tc>
-          <w:tcPr/>
+          <w:tcPr>
+            <w:tcBorders>
+              <w:top w:val="single" w:sz="4" w:space="0" w:color="000000"/>
+              <w:left w:val="single" w:sz="4" w:space="0" w:color="000000"/>
+              <w:bottom w:val="single" w:sz="4" w:space="0" w:color="000000"/>
+              <w:right w:val="single" w:sz="4" w:space="0" w:color="000000"/>
+            </w:tcBorders>
+          </w:tcPr>
+          <w:p>
+            <w:pPr>
+              <w:pStyle w:val="Compact"/>
+            </w:pPr>
+          </w:p>
+        </w:tc>
+      </w:tr>
+      <w:tr>
+        <w:tc>
+          <w:tcPr>
+            <w:tcBorders>
+              <w:top w:val="single" w:sz="4" w:space="0" w:color="000000"/>
+              <w:left w:val="single" w:sz="4" w:space="0" w:color="000000"/>
+              <w:bottom w:val="single" w:sz="4" w:space="0" w:color="000000"/>
+              <w:right w:val="single" w:sz="4" w:space="0" w:color="000000"/>
+            </w:tcBorders>
+          </w:tcPr>
+          <w:p>
+            <w:pPr>
+              <w:pStyle w:val="Compact"/>
+            </w:pPr>
+          </w:p>
+        </w:tc>
+        <w:tc>
+          <w:tcPr>
+            <w:tcBorders>
+              <w:top w:val="single" w:sz="4" w:space="0" w:color="000000"/>
+              <w:left w:val="single" w:sz="4" w:space="0" w:color="000000"/>
+              <w:bottom w:val="single" w:sz="4" w:space="0" w:color="000000"/>
+              <w:right w:val="single" w:sz="4" w:space="0" w:color="000000"/>
+            </w:tcBorders>
+          </w:tcPr>
           <w:p>
             <w:pPr>
               <w:pStyle w:val="Compact"/>
@@ -2552,7 +3623,14 @@
           </w:p>
         </w:tc>
         <w:tc>
-          <w:tcPr/>
+          <w:tcPr>
+            <w:tcBorders>
+              <w:top w:val="single" w:sz="4" w:space="0" w:color="000000"/>
+              <w:left w:val="single" w:sz="4" w:space="0" w:color="000000"/>
+              <w:bottom w:val="single" w:sz="4" w:space="0" w:color="000000"/>
+              <w:right w:val="single" w:sz="4" w:space="0" w:color="000000"/>
+            </w:tcBorders>
+          </w:tcPr>
           <w:p>
             <w:pPr>
               <w:pStyle w:val="Compact"/>
@@ -2598,7 +3676,14 @@
           <w:tblHeader w:val="on"/>
         </w:trPr>
         <w:tc>
-          <w:tcPr/>
+          <w:tcPr>
+            <w:tcBorders>
+              <w:top w:val="single" w:sz="4" w:space="0" w:color="000000"/>
+              <w:left w:val="single" w:sz="4" w:space="0" w:color="000000"/>
+              <w:bottom w:val="single" w:sz="4" w:space="0" w:color="000000"/>
+              <w:right w:val="single" w:sz="4" w:space="0" w:color="000000"/>
+            </w:tcBorders>
+          </w:tcPr>
           <w:p>
             <w:pPr>
               <w:pStyle w:val="Compact"/>
@@ -2609,7 +3694,14 @@
           </w:p>
         </w:tc>
         <w:tc>
-          <w:tcPr/>
+          <w:tcPr>
+            <w:tcBorders>
+              <w:top w:val="single" w:sz="4" w:space="0" w:color="000000"/>
+              <w:left w:val="single" w:sz="4" w:space="0" w:color="000000"/>
+              <w:bottom w:val="single" w:sz="4" w:space="0" w:color="000000"/>
+              <w:right w:val="single" w:sz="4" w:space="0" w:color="000000"/>
+            </w:tcBorders>
+          </w:tcPr>
           <w:p>
             <w:pPr>
               <w:pStyle w:val="Compact"/>
@@ -2622,51 +3714,93 @@
       </w:tr>
       <w:tr>
         <w:tc>
-          <w:tcPr/>
-          <w:p>
-            <w:pPr>
-              <w:pStyle w:val="Compact"/>
-            </w:pPr>
-          </w:p>
-        </w:tc>
-        <w:tc>
-          <w:tcPr/>
-          <w:p>
-            <w:pPr>
-              <w:pStyle w:val="Compact"/>
-            </w:pPr>
-          </w:p>
-        </w:tc>
-      </w:tr>
-      <w:tr>
-        <w:tc>
-          <w:tcPr/>
-          <w:p>
-            <w:pPr>
-              <w:pStyle w:val="Compact"/>
-            </w:pPr>
-          </w:p>
-        </w:tc>
-        <w:tc>
-          <w:tcPr/>
-          <w:p>
-            <w:pPr>
-              <w:pStyle w:val="Compact"/>
-            </w:pPr>
-          </w:p>
-        </w:tc>
-      </w:tr>
-      <w:tr>
-        <w:tc>
-          <w:tcPr/>
-          <w:p>
-            <w:pPr>
-              <w:pStyle w:val="Compact"/>
-            </w:pPr>
-          </w:p>
-        </w:tc>
-        <w:tc>
-          <w:tcPr/>
+          <w:tcPr>
+            <w:tcBorders>
+              <w:top w:val="single" w:sz="4" w:space="0" w:color="000000"/>
+              <w:left w:val="single" w:sz="4" w:space="0" w:color="000000"/>
+              <w:bottom w:val="single" w:sz="4" w:space="0" w:color="000000"/>
+              <w:right w:val="single" w:sz="4" w:space="0" w:color="000000"/>
+            </w:tcBorders>
+          </w:tcPr>
+          <w:p>
+            <w:pPr>
+              <w:pStyle w:val="Compact"/>
+            </w:pPr>
+          </w:p>
+        </w:tc>
+        <w:tc>
+          <w:tcPr>
+            <w:tcBorders>
+              <w:top w:val="single" w:sz="4" w:space="0" w:color="000000"/>
+              <w:left w:val="single" w:sz="4" w:space="0" w:color="000000"/>
+              <w:bottom w:val="single" w:sz="4" w:space="0" w:color="000000"/>
+              <w:right w:val="single" w:sz="4" w:space="0" w:color="000000"/>
+            </w:tcBorders>
+          </w:tcPr>
+          <w:p>
+            <w:pPr>
+              <w:pStyle w:val="Compact"/>
+            </w:pPr>
+          </w:p>
+        </w:tc>
+      </w:tr>
+      <w:tr>
+        <w:tc>
+          <w:tcPr>
+            <w:tcBorders>
+              <w:top w:val="single" w:sz="4" w:space="0" w:color="000000"/>
+              <w:left w:val="single" w:sz="4" w:space="0" w:color="000000"/>
+              <w:bottom w:val="single" w:sz="4" w:space="0" w:color="000000"/>
+              <w:right w:val="single" w:sz="4" w:space="0" w:color="000000"/>
+            </w:tcBorders>
+          </w:tcPr>
+          <w:p>
+            <w:pPr>
+              <w:pStyle w:val="Compact"/>
+            </w:pPr>
+          </w:p>
+        </w:tc>
+        <w:tc>
+          <w:tcPr>
+            <w:tcBorders>
+              <w:top w:val="single" w:sz="4" w:space="0" w:color="000000"/>
+              <w:left w:val="single" w:sz="4" w:space="0" w:color="000000"/>
+              <w:bottom w:val="single" w:sz="4" w:space="0" w:color="000000"/>
+              <w:right w:val="single" w:sz="4" w:space="0" w:color="000000"/>
+            </w:tcBorders>
+          </w:tcPr>
+          <w:p>
+            <w:pPr>
+              <w:pStyle w:val="Compact"/>
+            </w:pPr>
+          </w:p>
+        </w:tc>
+      </w:tr>
+      <w:tr>
+        <w:tc>
+          <w:tcPr>
+            <w:tcBorders>
+              <w:top w:val="single" w:sz="4" w:space="0" w:color="000000"/>
+              <w:left w:val="single" w:sz="4" w:space="0" w:color="000000"/>
+              <w:bottom w:val="single" w:sz="4" w:space="0" w:color="000000"/>
+              <w:right w:val="single" w:sz="4" w:space="0" w:color="000000"/>
+            </w:tcBorders>
+          </w:tcPr>
+          <w:p>
+            <w:pPr>
+              <w:pStyle w:val="Compact"/>
+            </w:pPr>
+          </w:p>
+        </w:tc>
+        <w:tc>
+          <w:tcPr>
+            <w:tcBorders>
+              <w:top w:val="single" w:sz="4" w:space="0" w:color="000000"/>
+              <w:left w:val="single" w:sz="4" w:space="0" w:color="000000"/>
+              <w:bottom w:val="single" w:sz="4" w:space="0" w:color="000000"/>
+              <w:right w:val="single" w:sz="4" w:space="0" w:color="000000"/>
+            </w:tcBorders>
+          </w:tcPr>
           <w:p>
             <w:pPr>
               <w:pStyle w:val="Compact"/>
@@ -2684,13 +3818,13 @@
     </w:p>
     <w:bookmarkEnd w:id="26"/>
     <w:bookmarkEnd w:id="27"/>
-    <w:bookmarkStart w:id="28" w:name="Xd31745b639601a78e54a6884f29c1811aa73f8e"/>
+    <w:bookmarkStart w:id="28" w:name="Xc32d0bb7d241566e54896248a1d5c426d363090"/>
     <w:p>
       <w:pPr>
         <w:pStyle w:val="Heading2"/>
       </w:pPr>
       <w:r>
-        <w:t xml:space="preserve">Notas de retroalimentación entre pares (16:50-17:15)</w:t>
+        <w:t xml:space="preserve">Notas de retroalimentación entre pares (15:20-15:50)</w:t>
       </w:r>
     </w:p>
     <w:p>
@@ -2740,7 +3874,14 @@
           <w:tblHeader w:val="on"/>
         </w:trPr>
         <w:tc>
-          <w:tcPr/>
+          <w:tcPr>
+            <w:tcBorders>
+              <w:top w:val="single" w:sz="4" w:space="0" w:color="000000"/>
+              <w:left w:val="single" w:sz="4" w:space="0" w:color="000000"/>
+              <w:bottom w:val="single" w:sz="4" w:space="0" w:color="000000"/>
+              <w:right w:val="single" w:sz="4" w:space="0" w:color="000000"/>
+            </w:tcBorders>
+          </w:tcPr>
           <w:p>
             <w:pPr>
               <w:pStyle w:val="Compact"/>
@@ -2751,7 +3892,14 @@
           </w:p>
         </w:tc>
         <w:tc>
-          <w:tcPr/>
+          <w:tcPr>
+            <w:tcBorders>
+              <w:top w:val="single" w:sz="4" w:space="0" w:color="000000"/>
+              <w:left w:val="single" w:sz="4" w:space="0" w:color="000000"/>
+              <w:bottom w:val="single" w:sz="4" w:space="0" w:color="000000"/>
+              <w:right w:val="single" w:sz="4" w:space="0" w:color="000000"/>
+            </w:tcBorders>
+          </w:tcPr>
           <w:p>
             <w:pPr>
               <w:pStyle w:val="Compact"/>
@@ -2762,7 +3910,14 @@
           </w:p>
         </w:tc>
         <w:tc>
-          <w:tcPr/>
+          <w:tcPr>
+            <w:tcBorders>
+              <w:top w:val="single" w:sz="4" w:space="0" w:color="000000"/>
+              <w:left w:val="single" w:sz="4" w:space="0" w:color="000000"/>
+              <w:bottom w:val="single" w:sz="4" w:space="0" w:color="000000"/>
+              <w:right w:val="single" w:sz="4" w:space="0" w:color="000000"/>
+            </w:tcBorders>
+          </w:tcPr>
           <w:p>
             <w:pPr>
               <w:pStyle w:val="Compact"/>
@@ -2775,7 +3930,14 @@
       </w:tr>
       <w:tr>
         <w:tc>
-          <w:tcPr/>
+          <w:tcPr>
+            <w:tcBorders>
+              <w:top w:val="single" w:sz="4" w:space="0" w:color="000000"/>
+              <w:left w:val="single" w:sz="4" w:space="0" w:color="000000"/>
+              <w:bottom w:val="single" w:sz="4" w:space="0" w:color="000000"/>
+              <w:right w:val="single" w:sz="4" w:space="0" w:color="000000"/>
+            </w:tcBorders>
+          </w:tcPr>
           <w:p>
             <w:pPr>
               <w:pStyle w:val="Compact"/>
@@ -2786,25 +3948,46 @@
           </w:p>
         </w:tc>
         <w:tc>
-          <w:tcPr/>
-          <w:p>
-            <w:pPr>
-              <w:pStyle w:val="Compact"/>
-            </w:pPr>
-          </w:p>
-        </w:tc>
-        <w:tc>
-          <w:tcPr/>
-          <w:p>
-            <w:pPr>
-              <w:pStyle w:val="Compact"/>
-            </w:pPr>
-          </w:p>
-        </w:tc>
-      </w:tr>
-      <w:tr>
-        <w:tc>
-          <w:tcPr/>
+          <w:tcPr>
+            <w:tcBorders>
+              <w:top w:val="single" w:sz="4" w:space="0" w:color="000000"/>
+              <w:left w:val="single" w:sz="4" w:space="0" w:color="000000"/>
+              <w:bottom w:val="single" w:sz="4" w:space="0" w:color="000000"/>
+              <w:right w:val="single" w:sz="4" w:space="0" w:color="000000"/>
+            </w:tcBorders>
+          </w:tcPr>
+          <w:p>
+            <w:pPr>
+              <w:pStyle w:val="Compact"/>
+            </w:pPr>
+          </w:p>
+        </w:tc>
+        <w:tc>
+          <w:tcPr>
+            <w:tcBorders>
+              <w:top w:val="single" w:sz="4" w:space="0" w:color="000000"/>
+              <w:left w:val="single" w:sz="4" w:space="0" w:color="000000"/>
+              <w:bottom w:val="single" w:sz="4" w:space="0" w:color="000000"/>
+              <w:right w:val="single" w:sz="4" w:space="0" w:color="000000"/>
+            </w:tcBorders>
+          </w:tcPr>
+          <w:p>
+            <w:pPr>
+              <w:pStyle w:val="Compact"/>
+            </w:pPr>
+          </w:p>
+        </w:tc>
+      </w:tr>
+      <w:tr>
+        <w:tc>
+          <w:tcPr>
+            <w:tcBorders>
+              <w:top w:val="single" w:sz="4" w:space="0" w:color="000000"/>
+              <w:left w:val="single" w:sz="4" w:space="0" w:color="000000"/>
+              <w:bottom w:val="single" w:sz="4" w:space="0" w:color="000000"/>
+              <w:right w:val="single" w:sz="4" w:space="0" w:color="000000"/>
+            </w:tcBorders>
+          </w:tcPr>
           <w:p>
             <w:pPr>
               <w:pStyle w:val="Compact"/>
@@ -2815,25 +3998,46 @@
           </w:p>
         </w:tc>
         <w:tc>
-          <w:tcPr/>
-          <w:p>
-            <w:pPr>
-              <w:pStyle w:val="Compact"/>
-            </w:pPr>
-          </w:p>
-        </w:tc>
-        <w:tc>
-          <w:tcPr/>
-          <w:p>
-            <w:pPr>
-              <w:pStyle w:val="Compact"/>
-            </w:pPr>
-          </w:p>
-        </w:tc>
-      </w:tr>
-      <w:tr>
-        <w:tc>
-          <w:tcPr/>
+          <w:tcPr>
+            <w:tcBorders>
+              <w:top w:val="single" w:sz="4" w:space="0" w:color="000000"/>
+              <w:left w:val="single" w:sz="4" w:space="0" w:color="000000"/>
+              <w:bottom w:val="single" w:sz="4" w:space="0" w:color="000000"/>
+              <w:right w:val="single" w:sz="4" w:space="0" w:color="000000"/>
+            </w:tcBorders>
+          </w:tcPr>
+          <w:p>
+            <w:pPr>
+              <w:pStyle w:val="Compact"/>
+            </w:pPr>
+          </w:p>
+        </w:tc>
+        <w:tc>
+          <w:tcPr>
+            <w:tcBorders>
+              <w:top w:val="single" w:sz="4" w:space="0" w:color="000000"/>
+              <w:left w:val="single" w:sz="4" w:space="0" w:color="000000"/>
+              <w:bottom w:val="single" w:sz="4" w:space="0" w:color="000000"/>
+              <w:right w:val="single" w:sz="4" w:space="0" w:color="000000"/>
+            </w:tcBorders>
+          </w:tcPr>
+          <w:p>
+            <w:pPr>
+              <w:pStyle w:val="Compact"/>
+            </w:pPr>
+          </w:p>
+        </w:tc>
+      </w:tr>
+      <w:tr>
+        <w:tc>
+          <w:tcPr>
+            <w:tcBorders>
+              <w:top w:val="single" w:sz="4" w:space="0" w:color="000000"/>
+              <w:left w:val="single" w:sz="4" w:space="0" w:color="000000"/>
+              <w:bottom w:val="single" w:sz="4" w:space="0" w:color="000000"/>
+              <w:right w:val="single" w:sz="4" w:space="0" w:color="000000"/>
+            </w:tcBorders>
+          </w:tcPr>
           <w:p>
             <w:pPr>
               <w:pStyle w:val="Compact"/>
@@ -2844,25 +4048,46 @@
           </w:p>
         </w:tc>
         <w:tc>
-          <w:tcPr/>
-          <w:p>
-            <w:pPr>
-              <w:pStyle w:val="Compact"/>
-            </w:pPr>
-          </w:p>
-        </w:tc>
-        <w:tc>
-          <w:tcPr/>
-          <w:p>
-            <w:pPr>
-              <w:pStyle w:val="Compact"/>
-            </w:pPr>
-          </w:p>
-        </w:tc>
-      </w:tr>
-      <w:tr>
-        <w:tc>
-          <w:tcPr/>
+          <w:tcPr>
+            <w:tcBorders>
+              <w:top w:val="single" w:sz="4" w:space="0" w:color="000000"/>
+              <w:left w:val="single" w:sz="4" w:space="0" w:color="000000"/>
+              <w:bottom w:val="single" w:sz="4" w:space="0" w:color="000000"/>
+              <w:right w:val="single" w:sz="4" w:space="0" w:color="000000"/>
+            </w:tcBorders>
+          </w:tcPr>
+          <w:p>
+            <w:pPr>
+              <w:pStyle w:val="Compact"/>
+            </w:pPr>
+          </w:p>
+        </w:tc>
+        <w:tc>
+          <w:tcPr>
+            <w:tcBorders>
+              <w:top w:val="single" w:sz="4" w:space="0" w:color="000000"/>
+              <w:left w:val="single" w:sz="4" w:space="0" w:color="000000"/>
+              <w:bottom w:val="single" w:sz="4" w:space="0" w:color="000000"/>
+              <w:right w:val="single" w:sz="4" w:space="0" w:color="000000"/>
+            </w:tcBorders>
+          </w:tcPr>
+          <w:p>
+            <w:pPr>
+              <w:pStyle w:val="Compact"/>
+            </w:pPr>
+          </w:p>
+        </w:tc>
+      </w:tr>
+      <w:tr>
+        <w:tc>
+          <w:tcPr>
+            <w:tcBorders>
+              <w:top w:val="single" w:sz="4" w:space="0" w:color="000000"/>
+              <w:left w:val="single" w:sz="4" w:space="0" w:color="000000"/>
+              <w:bottom w:val="single" w:sz="4" w:space="0" w:color="000000"/>
+              <w:right w:val="single" w:sz="4" w:space="0" w:color="000000"/>
+            </w:tcBorders>
+          </w:tcPr>
           <w:p>
             <w:pPr>
               <w:pStyle w:val="Compact"/>
@@ -2873,15 +4098,29 @@
           </w:p>
         </w:tc>
         <w:tc>
-          <w:tcPr/>
-          <w:p>
-            <w:pPr>
-              <w:pStyle w:val="Compact"/>
-            </w:pPr>
-          </w:p>
-        </w:tc>
-        <w:tc>
-          <w:tcPr/>
+          <w:tcPr>
+            <w:tcBorders>
+              <w:top w:val="single" w:sz="4" w:space="0" w:color="000000"/>
+              <w:left w:val="single" w:sz="4" w:space="0" w:color="000000"/>
+              <w:bottom w:val="single" w:sz="4" w:space="0" w:color="000000"/>
+              <w:right w:val="single" w:sz="4" w:space="0" w:color="000000"/>
+            </w:tcBorders>
+          </w:tcPr>
+          <w:p>
+            <w:pPr>
+              <w:pStyle w:val="Compact"/>
+            </w:pPr>
+          </w:p>
+        </w:tc>
+        <w:tc>
+          <w:tcPr>
+            <w:tcBorders>
+              <w:top w:val="single" w:sz="4" w:space="0" w:color="000000"/>
+              <w:left w:val="single" w:sz="4" w:space="0" w:color="000000"/>
+              <w:bottom w:val="single" w:sz="4" w:space="0" w:color="000000"/>
+              <w:right w:val="single" w:sz="4" w:space="0" w:color="000000"/>
+            </w:tcBorders>
+          </w:tcPr>
           <w:p>
             <w:pPr>
               <w:pStyle w:val="Compact"/>
@@ -2956,7 +4195,14 @@
           <w:tblHeader w:val="on"/>
         </w:trPr>
         <w:tc>
-          <w:tcPr/>
+          <w:tcPr>
+            <w:tcBorders>
+              <w:top w:val="single" w:sz="4" w:space="0" w:color="000000"/>
+              <w:left w:val="single" w:sz="4" w:space="0" w:color="000000"/>
+              <w:bottom w:val="single" w:sz="4" w:space="0" w:color="000000"/>
+              <w:right w:val="single" w:sz="4" w:space="0" w:color="000000"/>
+            </w:tcBorders>
+          </w:tcPr>
           <w:p>
             <w:pPr>
               <w:pStyle w:val="Compact"/>
@@ -2967,7 +4213,14 @@
           </w:p>
         </w:tc>
         <w:tc>
-          <w:tcPr/>
+          <w:tcPr>
+            <w:tcBorders>
+              <w:top w:val="single" w:sz="4" w:space="0" w:color="000000"/>
+              <w:left w:val="single" w:sz="4" w:space="0" w:color="000000"/>
+              <w:bottom w:val="single" w:sz="4" w:space="0" w:color="000000"/>
+              <w:right w:val="single" w:sz="4" w:space="0" w:color="000000"/>
+            </w:tcBorders>
+          </w:tcPr>
           <w:p>
             <w:pPr>
               <w:pStyle w:val="Compact"/>
@@ -2980,7 +4233,14 @@
       </w:tr>
       <w:tr>
         <w:tc>
-          <w:tcPr/>
+          <w:tcPr>
+            <w:tcBorders>
+              <w:top w:val="single" w:sz="4" w:space="0" w:color="000000"/>
+              <w:left w:val="single" w:sz="4" w:space="0" w:color="000000"/>
+              <w:bottom w:val="single" w:sz="4" w:space="0" w:color="000000"/>
+              <w:right w:val="single" w:sz="4" w:space="0" w:color="000000"/>
+            </w:tcBorders>
+          </w:tcPr>
           <w:p>
             <w:pPr>
               <w:pStyle w:val="Compact"/>
@@ -2995,7 +4255,14 @@
           </w:p>
         </w:tc>
         <w:tc>
-          <w:tcPr/>
+          <w:tcPr>
+            <w:tcBorders>
+              <w:top w:val="single" w:sz="4" w:space="0" w:color="000000"/>
+              <w:left w:val="single" w:sz="4" w:space="0" w:color="000000"/>
+              <w:bottom w:val="single" w:sz="4" w:space="0" w:color="000000"/>
+              <w:right w:val="single" w:sz="4" w:space="0" w:color="000000"/>
+            </w:tcBorders>
+          </w:tcPr>
           <w:p>
             <w:pPr>
               <w:pStyle w:val="Compact"/>
@@ -3008,7 +4275,14 @@
       </w:tr>
       <w:tr>
         <w:tc>
-          <w:tcPr/>
+          <w:tcPr>
+            <w:tcBorders>
+              <w:top w:val="single" w:sz="4" w:space="0" w:color="000000"/>
+              <w:left w:val="single" w:sz="4" w:space="0" w:color="000000"/>
+              <w:bottom w:val="single" w:sz="4" w:space="0" w:color="000000"/>
+              <w:right w:val="single" w:sz="4" w:space="0" w:color="000000"/>
+            </w:tcBorders>
+          </w:tcPr>
           <w:p>
             <w:pPr>
               <w:pStyle w:val="Compact"/>
@@ -3023,7 +4297,14 @@
           </w:p>
         </w:tc>
         <w:tc>
-          <w:tcPr/>
+          <w:tcPr>
+            <w:tcBorders>
+              <w:top w:val="single" w:sz="4" w:space="0" w:color="000000"/>
+              <w:left w:val="single" w:sz="4" w:space="0" w:color="000000"/>
+              <w:bottom w:val="single" w:sz="4" w:space="0" w:color="000000"/>
+              <w:right w:val="single" w:sz="4" w:space="0" w:color="000000"/>
+            </w:tcBorders>
+          </w:tcPr>
           <w:p>
             <w:pPr>
               <w:pStyle w:val="Compact"/>
@@ -3036,7 +4317,14 @@
       </w:tr>
       <w:tr>
         <w:tc>
-          <w:tcPr/>
+          <w:tcPr>
+            <w:tcBorders>
+              <w:top w:val="single" w:sz="4" w:space="0" w:color="000000"/>
+              <w:left w:val="single" w:sz="4" w:space="0" w:color="000000"/>
+              <w:bottom w:val="single" w:sz="4" w:space="0" w:color="000000"/>
+              <w:right w:val="single" w:sz="4" w:space="0" w:color="000000"/>
+            </w:tcBorders>
+          </w:tcPr>
           <w:p>
             <w:pPr>
               <w:pStyle w:val="Compact"/>
@@ -3051,7 +4339,14 @@
           </w:p>
         </w:tc>
         <w:tc>
-          <w:tcPr/>
+          <w:tcPr>
+            <w:tcBorders>
+              <w:top w:val="single" w:sz="4" w:space="0" w:color="000000"/>
+              <w:left w:val="single" w:sz="4" w:space="0" w:color="000000"/>
+              <w:bottom w:val="single" w:sz="4" w:space="0" w:color="000000"/>
+              <w:right w:val="single" w:sz="4" w:space="0" w:color="000000"/>
+            </w:tcBorders>
+          </w:tcPr>
           <w:p>
             <w:pPr>
               <w:pStyle w:val="Compact"/>
@@ -3130,7 +4425,14 @@
           <w:tblHeader w:val="on"/>
         </w:trPr>
         <w:tc>
-          <w:tcPr/>
+          <w:tcPr>
+            <w:tcBorders>
+              <w:top w:val="single" w:sz="4" w:space="0" w:color="000000"/>
+              <w:left w:val="single" w:sz="4" w:space="0" w:color="000000"/>
+              <w:bottom w:val="single" w:sz="4" w:space="0" w:color="000000"/>
+              <w:right w:val="single" w:sz="4" w:space="0" w:color="000000"/>
+            </w:tcBorders>
+          </w:tcPr>
           <w:p>
             <w:pPr>
               <w:pStyle w:val="Compact"/>
@@ -3141,7 +4443,14 @@
           </w:p>
         </w:tc>
         <w:tc>
-          <w:tcPr/>
+          <w:tcPr>
+            <w:tcBorders>
+              <w:top w:val="single" w:sz="4" w:space="0" w:color="000000"/>
+              <w:left w:val="single" w:sz="4" w:space="0" w:color="000000"/>
+              <w:bottom w:val="single" w:sz="4" w:space="0" w:color="000000"/>
+              <w:right w:val="single" w:sz="4" w:space="0" w:color="000000"/>
+            </w:tcBorders>
+          </w:tcPr>
           <w:p>
             <w:pPr>
               <w:pStyle w:val="Compact"/>
@@ -3154,7 +4463,14 @@
       </w:tr>
       <w:tr>
         <w:tc>
-          <w:tcPr/>
+          <w:tcPr>
+            <w:tcBorders>
+              <w:top w:val="single" w:sz="4" w:space="0" w:color="000000"/>
+              <w:left w:val="single" w:sz="4" w:space="0" w:color="000000"/>
+              <w:bottom w:val="single" w:sz="4" w:space="0" w:color="000000"/>
+              <w:right w:val="single" w:sz="4" w:space="0" w:color="000000"/>
+            </w:tcBorders>
+          </w:tcPr>
           <w:p>
             <w:pPr>
               <w:pStyle w:val="Compact"/>
@@ -3169,7 +4485,14 @@
           </w:p>
         </w:tc>
         <w:tc>
-          <w:tcPr/>
+          <w:tcPr>
+            <w:tcBorders>
+              <w:top w:val="single" w:sz="4" w:space="0" w:color="000000"/>
+              <w:left w:val="single" w:sz="4" w:space="0" w:color="000000"/>
+              <w:bottom w:val="single" w:sz="4" w:space="0" w:color="000000"/>
+              <w:right w:val="single" w:sz="4" w:space="0" w:color="000000"/>
+            </w:tcBorders>
+          </w:tcPr>
           <w:p>
             <w:pPr>
               <w:pStyle w:val="Compact"/>
@@ -3182,7 +4505,14 @@
       </w:tr>
       <w:tr>
         <w:tc>
-          <w:tcPr/>
+          <w:tcPr>
+            <w:tcBorders>
+              <w:top w:val="single" w:sz="4" w:space="0" w:color="000000"/>
+              <w:left w:val="single" w:sz="4" w:space="0" w:color="000000"/>
+              <w:bottom w:val="single" w:sz="4" w:space="0" w:color="000000"/>
+              <w:right w:val="single" w:sz="4" w:space="0" w:color="000000"/>
+            </w:tcBorders>
+          </w:tcPr>
           <w:p>
             <w:pPr>
               <w:pStyle w:val="Compact"/>
@@ -3197,7 +4527,14 @@
           </w:p>
         </w:tc>
         <w:tc>
-          <w:tcPr/>
+          <w:tcPr>
+            <w:tcBorders>
+              <w:top w:val="single" w:sz="4" w:space="0" w:color="000000"/>
+              <w:left w:val="single" w:sz="4" w:space="0" w:color="000000"/>
+              <w:bottom w:val="single" w:sz="4" w:space="0" w:color="000000"/>
+              <w:right w:val="single" w:sz="4" w:space="0" w:color="000000"/>
+            </w:tcBorders>
+          </w:tcPr>
           <w:p>
             <w:pPr>
               <w:pStyle w:val="Compact"/>
@@ -3210,7 +4547,14 @@
       </w:tr>
       <w:tr>
         <w:tc>
-          <w:tcPr/>
+          <w:tcPr>
+            <w:tcBorders>
+              <w:top w:val="single" w:sz="4" w:space="0" w:color="000000"/>
+              <w:left w:val="single" w:sz="4" w:space="0" w:color="000000"/>
+              <w:bottom w:val="single" w:sz="4" w:space="0" w:color="000000"/>
+              <w:right w:val="single" w:sz="4" w:space="0" w:color="000000"/>
+            </w:tcBorders>
+          </w:tcPr>
           <w:p>
             <w:pPr>
               <w:pStyle w:val="Compact"/>
@@ -3225,7 +4569,14 @@
           </w:p>
         </w:tc>
         <w:tc>
-          <w:tcPr/>
+          <w:tcPr>
+            <w:tcBorders>
+              <w:top w:val="single" w:sz="4" w:space="0" w:color="000000"/>
+              <w:left w:val="single" w:sz="4" w:space="0" w:color="000000"/>
+              <w:bottom w:val="single" w:sz="4" w:space="0" w:color="000000"/>
+              <w:right w:val="single" w:sz="4" w:space="0" w:color="000000"/>
+            </w:tcBorders>
+          </w:tcPr>
           <w:p>
             <w:pPr>
               <w:pStyle w:val="Compact"/>
@@ -3298,7 +4649,14 @@
           <w:tblHeader w:val="on"/>
         </w:trPr>
         <w:tc>
-          <w:tcPr/>
+          <w:tcPr>
+            <w:tcBorders>
+              <w:top w:val="single" w:sz="4" w:space="0" w:color="000000"/>
+              <w:left w:val="single" w:sz="4" w:space="0" w:color="000000"/>
+              <w:bottom w:val="single" w:sz="4" w:space="0" w:color="000000"/>
+              <w:right w:val="single" w:sz="4" w:space="0" w:color="000000"/>
+            </w:tcBorders>
+          </w:tcPr>
           <w:p>
             <w:pPr>
               <w:pStyle w:val="Compact"/>
@@ -3309,7 +4667,14 @@
           </w:p>
         </w:tc>
         <w:tc>
-          <w:tcPr/>
+          <w:tcPr>
+            <w:tcBorders>
+              <w:top w:val="single" w:sz="4" w:space="0" w:color="000000"/>
+              <w:left w:val="single" w:sz="4" w:space="0" w:color="000000"/>
+              <w:bottom w:val="single" w:sz="4" w:space="0" w:color="000000"/>
+              <w:right w:val="single" w:sz="4" w:space="0" w:color="000000"/>
+            </w:tcBorders>
+          </w:tcPr>
           <w:p>
             <w:pPr>
               <w:pStyle w:val="Compact"/>
@@ -3322,7 +4687,14 @@
       </w:tr>
       <w:tr>
         <w:tc>
-          <w:tcPr/>
+          <w:tcPr>
+            <w:tcBorders>
+              <w:top w:val="single" w:sz="4" w:space="0" w:color="000000"/>
+              <w:left w:val="single" w:sz="4" w:space="0" w:color="000000"/>
+              <w:bottom w:val="single" w:sz="4" w:space="0" w:color="000000"/>
+              <w:right w:val="single" w:sz="4" w:space="0" w:color="000000"/>
+            </w:tcBorders>
+          </w:tcPr>
           <w:p>
             <w:pPr>
               <w:pStyle w:val="Compact"/>
@@ -3337,7 +4709,14 @@
           </w:p>
         </w:tc>
         <w:tc>
-          <w:tcPr/>
+          <w:tcPr>
+            <w:tcBorders>
+              <w:top w:val="single" w:sz="4" w:space="0" w:color="000000"/>
+              <w:left w:val="single" w:sz="4" w:space="0" w:color="000000"/>
+              <w:bottom w:val="single" w:sz="4" w:space="0" w:color="000000"/>
+              <w:right w:val="single" w:sz="4" w:space="0" w:color="000000"/>
+            </w:tcBorders>
+          </w:tcPr>
           <w:p>
             <w:pPr>
               <w:pStyle w:val="Compact"/>
@@ -3350,7 +4729,14 @@
       </w:tr>
       <w:tr>
         <w:tc>
-          <w:tcPr/>
+          <w:tcPr>
+            <w:tcBorders>
+              <w:top w:val="single" w:sz="4" w:space="0" w:color="000000"/>
+              <w:left w:val="single" w:sz="4" w:space="0" w:color="000000"/>
+              <w:bottom w:val="single" w:sz="4" w:space="0" w:color="000000"/>
+              <w:right w:val="single" w:sz="4" w:space="0" w:color="000000"/>
+            </w:tcBorders>
+          </w:tcPr>
           <w:p>
             <w:pPr>
               <w:pStyle w:val="Compact"/>
@@ -3365,7 +4751,14 @@
           </w:p>
         </w:tc>
         <w:tc>
-          <w:tcPr/>
+          <w:tcPr>
+            <w:tcBorders>
+              <w:top w:val="single" w:sz="4" w:space="0" w:color="000000"/>
+              <w:left w:val="single" w:sz="4" w:space="0" w:color="000000"/>
+              <w:bottom w:val="single" w:sz="4" w:space="0" w:color="000000"/>
+              <w:right w:val="single" w:sz="4" w:space="0" w:color="000000"/>
+            </w:tcBorders>
+          </w:tcPr>
           <w:p>
             <w:pPr>
               <w:pStyle w:val="Compact"/>
@@ -3378,7 +4771,14 @@
       </w:tr>
       <w:tr>
         <w:tc>
-          <w:tcPr/>
+          <w:tcPr>
+            <w:tcBorders>
+              <w:top w:val="single" w:sz="4" w:space="0" w:color="000000"/>
+              <w:left w:val="single" w:sz="4" w:space="0" w:color="000000"/>
+              <w:bottom w:val="single" w:sz="4" w:space="0" w:color="000000"/>
+              <w:right w:val="single" w:sz="4" w:space="0" w:color="000000"/>
+            </w:tcBorders>
+          </w:tcPr>
           <w:p>
             <w:pPr>
               <w:pStyle w:val="Compact"/>
@@ -3393,7 +4793,14 @@
           </w:p>
         </w:tc>
         <w:tc>
-          <w:tcPr/>
+          <w:tcPr>
+            <w:tcBorders>
+              <w:top w:val="single" w:sz="4" w:space="0" w:color="000000"/>
+              <w:left w:val="single" w:sz="4" w:space="0" w:color="000000"/>
+              <w:bottom w:val="single" w:sz="4" w:space="0" w:color="000000"/>
+              <w:right w:val="single" w:sz="4" w:space="0" w:color="000000"/>
+            </w:tcBorders>
+          </w:tcPr>
           <w:p>
             <w:pPr>
               <w:pStyle w:val="Compact"/>
@@ -3466,7 +4873,14 @@
           <w:tblHeader w:val="on"/>
         </w:trPr>
         <w:tc>
-          <w:tcPr/>
+          <w:tcPr>
+            <w:tcBorders>
+              <w:top w:val="single" w:sz="4" w:space="0" w:color="000000"/>
+              <w:left w:val="single" w:sz="4" w:space="0" w:color="000000"/>
+              <w:bottom w:val="single" w:sz="4" w:space="0" w:color="000000"/>
+              <w:right w:val="single" w:sz="4" w:space="0" w:color="000000"/>
+            </w:tcBorders>
+          </w:tcPr>
           <w:p>
             <w:pPr>
               <w:pStyle w:val="Compact"/>
@@ -3477,7 +4891,14 @@
           </w:p>
         </w:tc>
         <w:tc>
-          <w:tcPr/>
+          <w:tcPr>
+            <w:tcBorders>
+              <w:top w:val="single" w:sz="4" w:space="0" w:color="000000"/>
+              <w:left w:val="single" w:sz="4" w:space="0" w:color="000000"/>
+              <w:bottom w:val="single" w:sz="4" w:space="0" w:color="000000"/>
+              <w:right w:val="single" w:sz="4" w:space="0" w:color="000000"/>
+            </w:tcBorders>
+          </w:tcPr>
           <w:p>
             <w:pPr>
               <w:pStyle w:val="Compact"/>
@@ -3490,7 +4911,14 @@
       </w:tr>
       <w:tr>
         <w:tc>
-          <w:tcPr/>
+          <w:tcPr>
+            <w:tcBorders>
+              <w:top w:val="single" w:sz="4" w:space="0" w:color="000000"/>
+              <w:left w:val="single" w:sz="4" w:space="0" w:color="000000"/>
+              <w:bottom w:val="single" w:sz="4" w:space="0" w:color="000000"/>
+              <w:right w:val="single" w:sz="4" w:space="0" w:color="000000"/>
+            </w:tcBorders>
+          </w:tcPr>
           <w:p>
             <w:pPr>
               <w:pStyle w:val="Compact"/>
@@ -3505,7 +4933,14 @@
           </w:p>
         </w:tc>
         <w:tc>
-          <w:tcPr/>
+          <w:tcPr>
+            <w:tcBorders>
+              <w:top w:val="single" w:sz="4" w:space="0" w:color="000000"/>
+              <w:left w:val="single" w:sz="4" w:space="0" w:color="000000"/>
+              <w:bottom w:val="single" w:sz="4" w:space="0" w:color="000000"/>
+              <w:right w:val="single" w:sz="4" w:space="0" w:color="000000"/>
+            </w:tcBorders>
+          </w:tcPr>
           <w:p>
             <w:pPr>
               <w:pStyle w:val="Compact"/>
@@ -3518,7 +4953,14 @@
       </w:tr>
       <w:tr>
         <w:tc>
-          <w:tcPr/>
+          <w:tcPr>
+            <w:tcBorders>
+              <w:top w:val="single" w:sz="4" w:space="0" w:color="000000"/>
+              <w:left w:val="single" w:sz="4" w:space="0" w:color="000000"/>
+              <w:bottom w:val="single" w:sz="4" w:space="0" w:color="000000"/>
+              <w:right w:val="single" w:sz="4" w:space="0" w:color="000000"/>
+            </w:tcBorders>
+          </w:tcPr>
           <w:p>
             <w:pPr>
               <w:pStyle w:val="Compact"/>
@@ -3533,7 +4975,14 @@
           </w:p>
         </w:tc>
         <w:tc>
-          <w:tcPr/>
+          <w:tcPr>
+            <w:tcBorders>
+              <w:top w:val="single" w:sz="4" w:space="0" w:color="000000"/>
+              <w:left w:val="single" w:sz="4" w:space="0" w:color="000000"/>
+              <w:bottom w:val="single" w:sz="4" w:space="0" w:color="000000"/>
+              <w:right w:val="single" w:sz="4" w:space="0" w:color="000000"/>
+            </w:tcBorders>
+          </w:tcPr>
           <w:p>
             <w:pPr>
               <w:pStyle w:val="Compact"/>
@@ -3546,7 +4995,14 @@
       </w:tr>
       <w:tr>
         <w:tc>
-          <w:tcPr/>
+          <w:tcPr>
+            <w:tcBorders>
+              <w:top w:val="single" w:sz="4" w:space="0" w:color="000000"/>
+              <w:left w:val="single" w:sz="4" w:space="0" w:color="000000"/>
+              <w:bottom w:val="single" w:sz="4" w:space="0" w:color="000000"/>
+              <w:right w:val="single" w:sz="4" w:space="0" w:color="000000"/>
+            </w:tcBorders>
+          </w:tcPr>
           <w:p>
             <w:pPr>
               <w:pStyle w:val="Compact"/>
@@ -3561,7 +5017,14 @@
           </w:p>
         </w:tc>
         <w:tc>
-          <w:tcPr/>
+          <w:tcPr>
+            <w:tcBorders>
+              <w:top w:val="single" w:sz="4" w:space="0" w:color="000000"/>
+              <w:left w:val="single" w:sz="4" w:space="0" w:color="000000"/>
+              <w:bottom w:val="single" w:sz="4" w:space="0" w:color="000000"/>
+              <w:right w:val="single" w:sz="4" w:space="0" w:color="000000"/>
+            </w:tcBorders>
+          </w:tcPr>
           <w:p>
             <w:pPr>
               <w:pStyle w:val="Compact"/>
@@ -3610,13 +5073,13 @@
     </w:p>
     <w:bookmarkEnd w:id="32"/>
     <w:bookmarkEnd w:id="33"/>
-    <w:bookmarkStart w:id="34" w:name="slide-para-la-galería-express-1745-1755"/>
+    <w:bookmarkStart w:id="34" w:name="slide-para-la-galería-express-1620-1630"/>
     <w:p>
       <w:pPr>
         <w:pStyle w:val="Heading2"/>
       </w:pPr>
       <w:r>
-        <w:t xml:space="preserve">Slide para la Galería Express (17:45-17:55)</w:t>
+        <w:t xml:space="preserve">Slide para la Galería Express (16:20-16:30)</w:t>
       </w:r>
     </w:p>
     <w:p>
@@ -3646,7 +5109,14 @@
           <w:tblHeader w:val="on"/>
         </w:trPr>
         <w:tc>
-          <w:tcPr/>
+          <w:tcPr>
+            <w:tcBorders>
+              <w:top w:val="single" w:sz="4" w:space="0" w:color="000000"/>
+              <w:left w:val="single" w:sz="4" w:space="0" w:color="000000"/>
+              <w:bottom w:val="single" w:sz="4" w:space="0" w:color="000000"/>
+              <w:right w:val="single" w:sz="4" w:space="0" w:color="000000"/>
+            </w:tcBorders>
+          </w:tcPr>
           <w:p>
             <w:pPr>
               <w:pStyle w:val="Compact"/>
@@ -3657,7 +5127,14 @@
           </w:p>
         </w:tc>
         <w:tc>
-          <w:tcPr/>
+          <w:tcPr>
+            <w:tcBorders>
+              <w:top w:val="single" w:sz="4" w:space="0" w:color="000000"/>
+              <w:left w:val="single" w:sz="4" w:space="0" w:color="000000"/>
+              <w:bottom w:val="single" w:sz="4" w:space="0" w:color="000000"/>
+              <w:right w:val="single" w:sz="4" w:space="0" w:color="000000"/>
+            </w:tcBorders>
+          </w:tcPr>
           <w:p>
             <w:pPr>
               <w:pStyle w:val="Compact"/>
@@ -3670,7 +5147,14 @@
       </w:tr>
       <w:tr>
         <w:tc>
-          <w:tcPr/>
+          <w:tcPr>
+            <w:tcBorders>
+              <w:top w:val="single" w:sz="4" w:space="0" w:color="000000"/>
+              <w:left w:val="single" w:sz="4" w:space="0" w:color="000000"/>
+              <w:bottom w:val="single" w:sz="4" w:space="0" w:color="000000"/>
+              <w:right w:val="single" w:sz="4" w:space="0" w:color="000000"/>
+            </w:tcBorders>
+          </w:tcPr>
           <w:p>
             <w:pPr>
               <w:pStyle w:val="Compact"/>
@@ -3681,17 +5165,31 @@
           </w:p>
         </w:tc>
         <w:tc>
-          <w:tcPr/>
-          <w:p>
-            <w:pPr>
-              <w:pStyle w:val="Compact"/>
-            </w:pPr>
-          </w:p>
-        </w:tc>
-      </w:tr>
-      <w:tr>
-        <w:tc>
-          <w:tcPr/>
+          <w:tcPr>
+            <w:tcBorders>
+              <w:top w:val="single" w:sz="4" w:space="0" w:color="000000"/>
+              <w:left w:val="single" w:sz="4" w:space="0" w:color="000000"/>
+              <w:bottom w:val="single" w:sz="4" w:space="0" w:color="000000"/>
+              <w:right w:val="single" w:sz="4" w:space="0" w:color="000000"/>
+            </w:tcBorders>
+          </w:tcPr>
+          <w:p>
+            <w:pPr>
+              <w:pStyle w:val="Compact"/>
+            </w:pPr>
+          </w:p>
+        </w:tc>
+      </w:tr>
+      <w:tr>
+        <w:tc>
+          <w:tcPr>
+            <w:tcBorders>
+              <w:top w:val="single" w:sz="4" w:space="0" w:color="000000"/>
+              <w:left w:val="single" w:sz="4" w:space="0" w:color="000000"/>
+              <w:bottom w:val="single" w:sz="4" w:space="0" w:color="000000"/>
+              <w:right w:val="single" w:sz="4" w:space="0" w:color="000000"/>
+            </w:tcBorders>
+          </w:tcPr>
           <w:p>
             <w:pPr>
               <w:pStyle w:val="Compact"/>
@@ -3702,17 +5200,31 @@
           </w:p>
         </w:tc>
         <w:tc>
-          <w:tcPr/>
-          <w:p>
-            <w:pPr>
-              <w:pStyle w:val="Compact"/>
-            </w:pPr>
-          </w:p>
-        </w:tc>
-      </w:tr>
-      <w:tr>
-        <w:tc>
-          <w:tcPr/>
+          <w:tcPr>
+            <w:tcBorders>
+              <w:top w:val="single" w:sz="4" w:space="0" w:color="000000"/>
+              <w:left w:val="single" w:sz="4" w:space="0" w:color="000000"/>
+              <w:bottom w:val="single" w:sz="4" w:space="0" w:color="000000"/>
+              <w:right w:val="single" w:sz="4" w:space="0" w:color="000000"/>
+            </w:tcBorders>
+          </w:tcPr>
+          <w:p>
+            <w:pPr>
+              <w:pStyle w:val="Compact"/>
+            </w:pPr>
+          </w:p>
+        </w:tc>
+      </w:tr>
+      <w:tr>
+        <w:tc>
+          <w:tcPr>
+            <w:tcBorders>
+              <w:top w:val="single" w:sz="4" w:space="0" w:color="000000"/>
+              <w:left w:val="single" w:sz="4" w:space="0" w:color="000000"/>
+              <w:bottom w:val="single" w:sz="4" w:space="0" w:color="000000"/>
+              <w:right w:val="single" w:sz="4" w:space="0" w:color="000000"/>
+            </w:tcBorders>
+          </w:tcPr>
           <w:p>
             <w:pPr>
               <w:pStyle w:val="Compact"/>
@@ -3723,17 +5235,31 @@
           </w:p>
         </w:tc>
         <w:tc>
-          <w:tcPr/>
-          <w:p>
-            <w:pPr>
-              <w:pStyle w:val="Compact"/>
-            </w:pPr>
-          </w:p>
-        </w:tc>
-      </w:tr>
-      <w:tr>
-        <w:tc>
-          <w:tcPr/>
+          <w:tcPr>
+            <w:tcBorders>
+              <w:top w:val="single" w:sz="4" w:space="0" w:color="000000"/>
+              <w:left w:val="single" w:sz="4" w:space="0" w:color="000000"/>
+              <w:bottom w:val="single" w:sz="4" w:space="0" w:color="000000"/>
+              <w:right w:val="single" w:sz="4" w:space="0" w:color="000000"/>
+            </w:tcBorders>
+          </w:tcPr>
+          <w:p>
+            <w:pPr>
+              <w:pStyle w:val="Compact"/>
+            </w:pPr>
+          </w:p>
+        </w:tc>
+      </w:tr>
+      <w:tr>
+        <w:tc>
+          <w:tcPr>
+            <w:tcBorders>
+              <w:top w:val="single" w:sz="4" w:space="0" w:color="000000"/>
+              <w:left w:val="single" w:sz="4" w:space="0" w:color="000000"/>
+              <w:bottom w:val="single" w:sz="4" w:space="0" w:color="000000"/>
+              <w:right w:val="single" w:sz="4" w:space="0" w:color="000000"/>
+            </w:tcBorders>
+          </w:tcPr>
           <w:p>
             <w:pPr>
               <w:pStyle w:val="Compact"/>
@@ -3744,17 +5270,31 @@
           </w:p>
         </w:tc>
         <w:tc>
-          <w:tcPr/>
-          <w:p>
-            <w:pPr>
-              <w:pStyle w:val="Compact"/>
-            </w:pPr>
-          </w:p>
-        </w:tc>
-      </w:tr>
-      <w:tr>
-        <w:tc>
-          <w:tcPr/>
+          <w:tcPr>
+            <w:tcBorders>
+              <w:top w:val="single" w:sz="4" w:space="0" w:color="000000"/>
+              <w:left w:val="single" w:sz="4" w:space="0" w:color="000000"/>
+              <w:bottom w:val="single" w:sz="4" w:space="0" w:color="000000"/>
+              <w:right w:val="single" w:sz="4" w:space="0" w:color="000000"/>
+            </w:tcBorders>
+          </w:tcPr>
+          <w:p>
+            <w:pPr>
+              <w:pStyle w:val="Compact"/>
+            </w:pPr>
+          </w:p>
+        </w:tc>
+      </w:tr>
+      <w:tr>
+        <w:tc>
+          <w:tcPr>
+            <w:tcBorders>
+              <w:top w:val="single" w:sz="4" w:space="0" w:color="000000"/>
+              <w:left w:val="single" w:sz="4" w:space="0" w:color="000000"/>
+              <w:bottom w:val="single" w:sz="4" w:space="0" w:color="000000"/>
+              <w:right w:val="single" w:sz="4" w:space="0" w:color="000000"/>
+            </w:tcBorders>
+          </w:tcPr>
           <w:p>
             <w:pPr>
               <w:pStyle w:val="Compact"/>
@@ -3765,7 +5305,14 @@
           </w:p>
         </w:tc>
         <w:tc>
-          <w:tcPr/>
+          <w:tcPr>
+            <w:tcBorders>
+              <w:top w:val="single" w:sz="4" w:space="0" w:color="000000"/>
+              <w:left w:val="single" w:sz="4" w:space="0" w:color="000000"/>
+              <w:bottom w:val="single" w:sz="4" w:space="0" w:color="000000"/>
+              <w:right w:val="single" w:sz="4" w:space="0" w:color="000000"/>
+            </w:tcBorders>
+          </w:tcPr>
           <w:p>
             <w:pPr>
               <w:pStyle w:val="Compact"/>

--- a/plantillas/Plantilla_2_GuionDidactico.docx
+++ b/plantillas/Plantilla_2_GuionDidactico.docx
@@ -4250,7 +4250,7 @@
                 <w:b/>
                 <w:bCs/>
               </w:rPr>
-              <w:t xml:space="preserve">3 - Sólido</w:t>
+              <w:t xml:space="preserve">4 - Destacado</w:t>
             </w:r>
           </w:p>
         </w:tc>
@@ -4292,7 +4292,7 @@
                 <w:b/>
                 <w:bCs/>
               </w:rPr>
-              <w:t xml:space="preserve">2 - En desarrollo</w:t>
+              <w:t xml:space="preserve">3 - Sólido</w:t>
             </w:r>
           </w:p>
         </w:tc>
@@ -4334,7 +4334,7 @@
                 <w:b/>
                 <w:bCs/>
               </w:rPr>
-              <w:t xml:space="preserve">1 - Inicial</w:t>
+              <w:t xml:space="preserve">2 - Básico</w:t>
             </w:r>
           </w:p>
         </w:tc>
@@ -4480,7 +4480,7 @@
                 <w:b/>
                 <w:bCs/>
               </w:rPr>
-              <w:t xml:space="preserve">3 - Sólido</w:t>
+              <w:t xml:space="preserve">4 - Destacado</w:t>
             </w:r>
           </w:p>
         </w:tc>
@@ -4522,7 +4522,7 @@
                 <w:b/>
                 <w:bCs/>
               </w:rPr>
-              <w:t xml:space="preserve">2 - En desarrollo</w:t>
+              <w:t xml:space="preserve">3 - Sólido</w:t>
             </w:r>
           </w:p>
         </w:tc>
@@ -4564,7 +4564,7 @@
                 <w:b/>
                 <w:bCs/>
               </w:rPr>
-              <w:t xml:space="preserve">1 - Inicial</w:t>
+              <w:t xml:space="preserve">2 - Básico</w:t>
             </w:r>
           </w:p>
         </w:tc>
@@ -4704,7 +4704,7 @@
                 <w:b/>
                 <w:bCs/>
               </w:rPr>
-              <w:t xml:space="preserve">3 - Sólido</w:t>
+              <w:t xml:space="preserve">4 - Destacado</w:t>
             </w:r>
           </w:p>
         </w:tc>
@@ -4746,7 +4746,7 @@
                 <w:b/>
                 <w:bCs/>
               </w:rPr>
-              <w:t xml:space="preserve">2 - En desarrollo</w:t>
+              <w:t xml:space="preserve">3 - Sólido</w:t>
             </w:r>
           </w:p>
         </w:tc>
@@ -4788,7 +4788,7 @@
                 <w:b/>
                 <w:bCs/>
               </w:rPr>
-              <w:t xml:space="preserve">1 - Inicial</w:t>
+              <w:t xml:space="preserve">2 - Básico</w:t>
             </w:r>
           </w:p>
         </w:tc>
@@ -4928,7 +4928,7 @@
                 <w:b/>
                 <w:bCs/>
               </w:rPr>
-              <w:t xml:space="preserve">3 - Sólido</w:t>
+              <w:t xml:space="preserve">4 - Destacado</w:t>
             </w:r>
           </w:p>
         </w:tc>
@@ -4970,7 +4970,7 @@
                 <w:b/>
                 <w:bCs/>
               </w:rPr>
-              <w:t xml:space="preserve">2 - En desarrollo</w:t>
+              <w:t xml:space="preserve">3 - Sólido</w:t>
             </w:r>
           </w:p>
         </w:tc>
@@ -5012,7 +5012,7 @@
                 <w:b/>
                 <w:bCs/>
               </w:rPr>
-              <w:t xml:space="preserve">1 - Inicial</w:t>
+              <w:t xml:space="preserve">2 - Básico</w:t>
             </w:r>
           </w:p>
         </w:tc>
